--- a/video-film-editing/output/05 3.3b Nota Pembelajaran (Kertas Penerangan)/Core Abilities L1-L3 (format JPK)/KP-CA-17 KP2.1 WORKPLACE RESPONSIBILITY (IT-072).docx
+++ b/video-film-editing/output/05 3.3b Nota Pembelajaran (Kertas Penerangan)/Core Abilities L1-L3 (format JPK)/KP-CA-17 KP2.1 WORKPLACE RESPONSIBILITY (IT-072).docx
@@ -2,84 +2,686 @@
 <file path=word/document.xml><?xml version="1.0" encoding="utf-8"?>
 <w:document xmlns:wpc="http://schemas.microsoft.com/office/word/2010/wordprocessingCanvas" xmlns:mo="http://schemas.microsoft.com/office/mac/office/2008/main" xmlns:mc="http://schemas.openxmlformats.org/markup-compatibility/2006" xmlns:mv="urn:schemas-microsoft-com:mac:vml" xmlns:o="urn:schemas-microsoft-com:office:office" xmlns:r="http://schemas.openxmlformats.org/officeDocument/2006/relationships" xmlns:m="http://schemas.openxmlformats.org/officeDocument/2006/math" xmlns:v="urn:schemas-microsoft-com:vml" xmlns:wp14="http://schemas.microsoft.com/office/word/2010/wordprocessingDrawing" xmlns:wp="http://schemas.openxmlformats.org/drawingml/2006/wordprocessingDrawing" xmlns:w10="urn:schemas-microsoft-com:office:word" xmlns:w="http://schemas.openxmlformats.org/wordprocessingml/2006/main" xmlns:w14="http://schemas.microsoft.com/office/word/2010/wordml" xmlns:wpg="http://schemas.microsoft.com/office/word/2010/wordprocessingGroup" xmlns:wpi="http://schemas.microsoft.com/office/word/2010/wordprocessingInk" xmlns:wne="http://schemas.microsoft.com/office/word/2006/wordml" xmlns:wps="http://schemas.microsoft.com/office/word/2010/wordprocessingShape" mc:Ignorable="w14 wp14">
   <w:body>
+    <w:tbl>
+      <w:tblPr>
+        <w:tblW w:type="auto" w:w="0"/>
+        <w:jc w:val="center"/>
+        <w:tblLook w:firstColumn="1" w:firstRow="1" w:lastColumn="0" w:lastRow="0" w:noHBand="0" w:noVBand="1" w:val="04A0"/>
+        <w:tblBorders>
+          <w:top w:val="single" w:sz="4" w:space="0" w:color="000000"/>
+          <w:left w:val="single" w:sz="4" w:space="0" w:color="000000"/>
+          <w:bottom w:val="single" w:sz="4" w:space="0" w:color="000000"/>
+          <w:right w:val="single" w:sz="4" w:space="0" w:color="000000"/>
+          <w:insideH w:val="single" w:sz="4" w:space="0" w:color="000000"/>
+          <w:insideV w:val="single" w:sz="4" w:space="0" w:color="000000"/>
+        </w:tblBorders>
+      </w:tblPr>
+      <w:tblGrid>
+        <w:gridCol w:w="3213"/>
+        <w:gridCol w:w="3213"/>
+        <w:gridCol w:w="3213"/>
+      </w:tblGrid>
+      <w:tr>
+        <w:tc>
+          <w:tcPr>
+            <w:tcW w:type="dxa" w:w="2551"/>
+            <w:vAlign w:val="center"/>
+            <w:tcMar>
+              <w:top w:w="40" w:type="dxa"/>
+              <w:bottom w:w="40" w:type="dxa"/>
+              <w:start w:w="80" w:type="dxa"/>
+              <w:end w:w="80" w:type="dxa"/>
+            </w:tcMar>
+          </w:tcPr>
+          <w:p>
+            <w:pPr>
+              <w:jc w:val="left"/>
+            </w:pPr>
+            <w:r>
+              <w:drawing>
+                <wp:inline xmlns:a="http://schemas.openxmlformats.org/drawingml/2006/main" xmlns:pic="http://schemas.openxmlformats.org/drawingml/2006/picture">
+                  <wp:extent cx="885785" cy="1404000"/>
+                  <wp:docPr id="1" name="Picture 1"/>
+                  <wp:cNvGraphicFramePr>
+                    <a:graphicFrameLocks noChangeAspect="1"/>
+                  </wp:cNvGraphicFramePr>
+                  <a:graphic>
+                    <a:graphicData uri="http://schemas.openxmlformats.org/drawingml/2006/picture">
+                      <pic:pic>
+                        <pic:nvPicPr>
+                          <pic:cNvPr id="0" name="jpk-logo-official.png"/>
+                          <pic:cNvPicPr/>
+                        </pic:nvPicPr>
+                        <pic:blipFill>
+                          <a:blip r:embed="rId13"/>
+                          <a:stretch>
+                            <a:fillRect/>
+                          </a:stretch>
+                        </pic:blipFill>
+                        <pic:spPr>
+                          <a:xfrm>
+                            <a:off x="0" y="0"/>
+                            <a:ext cx="885785" cy="1404000"/>
+                          </a:xfrm>
+                          <a:prstGeom prst="rect"/>
+                        </pic:spPr>
+                      </pic:pic>
+                    </a:graphicData>
+                  </a:graphic>
+                </wp:inline>
+              </w:drawing>
+            </w:r>
+          </w:p>
+        </w:tc>
+        <w:tc>
+          <w:tcPr>
+            <w:tcW w:type="dxa" w:w="2268"/>
+            <w:gridSpan w:val="2"/>
+            <w:tcMar>
+              <w:top w:w="40" w:type="dxa"/>
+              <w:bottom w:w="40" w:type="dxa"/>
+              <w:start w:w="80" w:type="dxa"/>
+              <w:end w:w="80" w:type="dxa"/>
+            </w:tcMar>
+            <w:tcMar>
+              <w:top w:w="40" w:type="dxa"/>
+              <w:bottom w:w="40" w:type="dxa"/>
+              <w:start w:w="80" w:type="dxa"/>
+              <w:end w:w="80" w:type="dxa"/>
+            </w:tcMar>
+          </w:tcPr>
+          <w:p>
+            <w:r/>
+            <w:r>
+              <w:rPr>
+                <w:rFonts w:ascii="Arial" w:hAnsi="Arial"/>
+                <w:b/>
+                <w:sz w:val="22"/>
+              </w:rPr>
+              <w:t>JABATAN PEMBANGUNAN KEMAHIRAN</w:t>
+            </w:r>
+          </w:p>
+          <w:p>
+            <w:r>
+              <w:rPr>
+                <w:rFonts w:ascii="Arial" w:hAnsi="Arial"/>
+                <w:b/>
+                <w:sz w:val="22"/>
+              </w:rPr>
+              <w:t>KEMENTERIAN SUMBER MANUSIA</w:t>
+            </w:r>
+          </w:p>
+          <w:p>
+            <w:r>
+              <w:rPr>
+                <w:rFonts w:ascii="Arial" w:hAnsi="Arial"/>
+                <w:b/>
+                <w:sz w:val="22"/>
+              </w:rPr>
+              <w:t>ARAS 7 &amp; 8 BLOK D4, KOMPLEK D</w:t>
+            </w:r>
+          </w:p>
+          <w:p>
+            <w:r>
+              <w:rPr>
+                <w:rFonts w:ascii="Arial" w:hAnsi="Arial"/>
+                <w:b/>
+                <w:sz w:val="22"/>
+              </w:rPr>
+              <w:t>PUSAT PENTADBIRAN KERAJAAN PERSEKUTUAN</w:t>
+            </w:r>
+          </w:p>
+          <w:p>
+            <w:r>
+              <w:rPr>
+                <w:rFonts w:ascii="Arial" w:hAnsi="Arial"/>
+                <w:b/>
+                <w:sz w:val="22"/>
+              </w:rPr>
+              <w:t>62530 PUTRAJAYA</w:t>
+            </w:r>
+          </w:p>
+          <w:p/>
+          <w:p>
+            <w:r>
+              <w:rPr>
+                <w:rFonts w:ascii="Arial" w:hAnsi="Arial"/>
+                <w:b/>
+                <w:sz w:val="40"/>
+              </w:rPr>
+              <w:t>KERTAS PENERANGAN</w:t>
+            </w:r>
+          </w:p>
+          <w:p>
+            <w:r>
+              <w:rPr>
+                <w:rFonts w:ascii="Arial" w:hAnsi="Arial"/>
+                <w:b/>
+                <w:sz w:val="24"/>
+              </w:rPr>
+              <w:t>(</w:t>
+            </w:r>
+            <w:r>
+              <w:rPr>
+                <w:rFonts w:ascii="Arial" w:hAnsi="Arial"/>
+                <w:b/>
+                <w:i/>
+                <w:sz w:val="24"/>
+              </w:rPr>
+              <w:t>INFORMATION SHEET</w:t>
+            </w:r>
+            <w:r>
+              <w:rPr>
+                <w:rFonts w:ascii="Arial" w:hAnsi="Arial"/>
+                <w:b/>
+                <w:sz w:val="24"/>
+              </w:rPr>
+              <w:t>)</w:t>
+            </w:r>
+          </w:p>
+        </w:tc>
+      </w:tr>
+      <w:tr>
+        <w:tc>
+          <w:tcPr>
+            <w:tcW w:type="dxa" w:w="2551"/>
+            <w:tcMar>
+              <w:top w:w="40" w:type="dxa"/>
+              <w:bottom w:w="40" w:type="dxa"/>
+              <w:start w:w="80" w:type="dxa"/>
+              <w:end w:w="80" w:type="dxa"/>
+            </w:tcMar>
+          </w:tcPr>
+          <w:p>
+            <w:r/>
+            <w:r>
+              <w:rPr>
+                <w:rFonts w:ascii="Arial" w:hAnsi="Arial"/>
+                <w:b/>
+                <w:sz w:val="22"/>
+              </w:rPr>
+              <w:t xml:space="preserve">KOD DAN NAMA PROGRAM / </w:t>
+            </w:r>
+            <w:r>
+              <w:rPr>
+                <w:rFonts w:ascii="Arial" w:hAnsi="Arial"/>
+                <w:b/>
+                <w:i/>
+                <w:sz w:val="22"/>
+              </w:rPr>
+              <w:t>PROGRAM'S CODE AND NAME</w:t>
+            </w:r>
+          </w:p>
+        </w:tc>
+        <w:tc>
+          <w:tcPr>
+            <w:tcW w:type="dxa" w:w="2268"/>
+            <w:gridSpan w:val="2"/>
+            <w:tcMar>
+              <w:top w:w="40" w:type="dxa"/>
+              <w:bottom w:w="40" w:type="dxa"/>
+              <w:start w:w="80" w:type="dxa"/>
+              <w:end w:w="80" w:type="dxa"/>
+            </w:tcMar>
+            <w:tcMar>
+              <w:top w:w="40" w:type="dxa"/>
+              <w:bottom w:w="40" w:type="dxa"/>
+              <w:start w:w="80" w:type="dxa"/>
+              <w:end w:w="80" w:type="dxa"/>
+            </w:tcMar>
+          </w:tcPr>
+          <w:p>
+            <w:r/>
+            <w:r>
+              <w:rPr>
+                <w:rFonts w:ascii="Arial" w:hAnsi="Arial"/>
+                <w:b/>
+                <w:i w:val="0"/>
+                <w:sz w:val="22"/>
+              </w:rPr>
+              <w:t>Z-009-2:2015 CORE ABILITIES (untuk program IT-072-3:2012 VIDEO / FILM (EDITING))</w:t>
+            </w:r>
+          </w:p>
+        </w:tc>
+      </w:tr>
+      <w:tr>
+        <w:tc>
+          <w:tcPr>
+            <w:tcW w:type="dxa" w:w="2551"/>
+            <w:tcMar>
+              <w:top w:w="40" w:type="dxa"/>
+              <w:bottom w:w="40" w:type="dxa"/>
+              <w:start w:w="80" w:type="dxa"/>
+              <w:end w:w="80" w:type="dxa"/>
+            </w:tcMar>
+          </w:tcPr>
+          <w:p>
+            <w:r/>
+            <w:r>
+              <w:rPr>
+                <w:rFonts w:ascii="Arial" w:hAnsi="Arial"/>
+                <w:b/>
+                <w:sz w:val="22"/>
+              </w:rPr>
+              <w:t xml:space="preserve">TAHAP / </w:t>
+            </w:r>
+            <w:r>
+              <w:rPr>
+                <w:rFonts w:ascii="Arial" w:hAnsi="Arial"/>
+                <w:b/>
+                <w:i/>
+                <w:sz w:val="22"/>
+              </w:rPr>
+              <w:t>LEVEL</w:t>
+            </w:r>
+          </w:p>
+        </w:tc>
+        <w:tc>
+          <w:tcPr>
+            <w:tcW w:type="dxa" w:w="2268"/>
+            <w:gridSpan w:val="2"/>
+            <w:tcMar>
+              <w:top w:w="40" w:type="dxa"/>
+              <w:bottom w:w="40" w:type="dxa"/>
+              <w:start w:w="80" w:type="dxa"/>
+              <w:end w:w="80" w:type="dxa"/>
+            </w:tcMar>
+            <w:tcMar>
+              <w:top w:w="40" w:type="dxa"/>
+              <w:bottom w:w="40" w:type="dxa"/>
+              <w:start w:w="80" w:type="dxa"/>
+              <w:end w:w="80" w:type="dxa"/>
+            </w:tcMar>
+          </w:tcPr>
+          <w:p>
+            <w:r/>
+            <w:r>
+              <w:rPr>
+                <w:rFonts w:ascii="Arial" w:hAnsi="Arial"/>
+                <w:b/>
+                <w:i w:val="0"/>
+                <w:sz w:val="22"/>
+              </w:rPr>
+              <w:t>2</w:t>
+            </w:r>
+          </w:p>
+        </w:tc>
+      </w:tr>
+      <w:tr>
+        <w:tc>
+          <w:tcPr>
+            <w:tcW w:type="dxa" w:w="2551"/>
+            <w:tcMar>
+              <w:top w:w="40" w:type="dxa"/>
+              <w:bottom w:w="40" w:type="dxa"/>
+              <w:start w:w="80" w:type="dxa"/>
+              <w:end w:w="80" w:type="dxa"/>
+            </w:tcMar>
+          </w:tcPr>
+          <w:p>
+            <w:r/>
+            <w:r>
+              <w:rPr>
+                <w:rFonts w:ascii="Arial" w:hAnsi="Arial"/>
+                <w:b/>
+                <w:sz w:val="22"/>
+              </w:rPr>
+              <w:t xml:space="preserve">NO. DAN TAJUK KEBOLEHAN TERAS / </w:t>
+            </w:r>
+            <w:r>
+              <w:rPr>
+                <w:rFonts w:ascii="Arial" w:hAnsi="Arial"/>
+                <w:b/>
+                <w:i/>
+                <w:sz w:val="22"/>
+              </w:rPr>
+              <w:t>CORE ABILITY NO. AND TITLE</w:t>
+            </w:r>
+          </w:p>
+        </w:tc>
+        <w:tc>
+          <w:tcPr>
+            <w:tcW w:type="dxa" w:w="2268"/>
+            <w:gridSpan w:val="2"/>
+            <w:tcMar>
+              <w:top w:w="40" w:type="dxa"/>
+              <w:bottom w:w="40" w:type="dxa"/>
+              <w:start w:w="80" w:type="dxa"/>
+              <w:end w:w="80" w:type="dxa"/>
+            </w:tcMar>
+            <w:tcMar>
+              <w:top w:w="40" w:type="dxa"/>
+              <w:bottom w:w="40" w:type="dxa"/>
+              <w:start w:w="80" w:type="dxa"/>
+              <w:end w:w="80" w:type="dxa"/>
+            </w:tcMar>
+          </w:tcPr>
+          <w:p>
+            <w:r/>
+            <w:r>
+              <w:rPr>
+                <w:rFonts w:ascii="Arial" w:hAnsi="Arial"/>
+                <w:b/>
+                <w:i w:val="0"/>
+                <w:sz w:val="22"/>
+              </w:rPr>
+              <w:t>CA02 INTERPERSONAL BEHAVIOUR</w:t>
+            </w:r>
+          </w:p>
+        </w:tc>
+      </w:tr>
+      <w:tr>
+        <w:tc>
+          <w:tcPr>
+            <w:tcW w:type="dxa" w:w="2551"/>
+            <w:tcMar>
+              <w:top w:w="40" w:type="dxa"/>
+              <w:bottom w:w="40" w:type="dxa"/>
+              <w:start w:w="80" w:type="dxa"/>
+              <w:end w:w="80" w:type="dxa"/>
+            </w:tcMar>
+          </w:tcPr>
+          <w:p>
+            <w:r/>
+            <w:r>
+              <w:rPr>
+                <w:rFonts w:ascii="Arial" w:hAnsi="Arial"/>
+                <w:b/>
+                <w:sz w:val="22"/>
+              </w:rPr>
+              <w:t xml:space="preserve">NO. DAN PENYATAAN KEBOLEHAN / </w:t>
+            </w:r>
+            <w:r>
+              <w:rPr>
+                <w:rFonts w:ascii="Arial" w:hAnsi="Arial"/>
+                <w:b/>
+                <w:i/>
+                <w:sz w:val="22"/>
+              </w:rPr>
+              <w:t>ABILITY NO. AND STATEMENT</w:t>
+            </w:r>
+          </w:p>
+        </w:tc>
+        <w:tc>
+          <w:tcPr>
+            <w:tcW w:type="dxa" w:w="2268"/>
+            <w:gridSpan w:val="2"/>
+            <w:tcMar>
+              <w:top w:w="40" w:type="dxa"/>
+              <w:bottom w:w="40" w:type="dxa"/>
+              <w:start w:w="80" w:type="dxa"/>
+              <w:end w:w="80" w:type="dxa"/>
+            </w:tcMar>
+            <w:tcMar>
+              <w:top w:w="40" w:type="dxa"/>
+              <w:bottom w:w="40" w:type="dxa"/>
+              <w:start w:w="80" w:type="dxa"/>
+              <w:end w:w="80" w:type="dxa"/>
+            </w:tcMar>
+          </w:tcPr>
+          <w:p>
+            <w:r/>
+            <w:r>
+              <w:rPr>
+                <w:rFonts w:ascii="Arial" w:hAnsi="Arial"/>
+                <w:b/>
+                <w:i w:val="0"/>
+                <w:sz w:val="22"/>
+              </w:rPr>
+              <w:t>02.01 DEMONSTRATE RESPONSIBILITY AT WORKPLACE</w:t>
+            </w:r>
+          </w:p>
+        </w:tc>
+      </w:tr>
+      <w:tr>
+        <w:tc>
+          <w:tcPr>
+            <w:tcW w:type="dxa" w:w="2551"/>
+            <w:tcMar>
+              <w:top w:w="40" w:type="dxa"/>
+              <w:bottom w:w="40" w:type="dxa"/>
+              <w:start w:w="80" w:type="dxa"/>
+              <w:end w:w="80" w:type="dxa"/>
+            </w:tcMar>
+          </w:tcPr>
+          <w:p>
+            <w:r/>
+            <w:r>
+              <w:rPr>
+                <w:rFonts w:ascii="Arial" w:hAnsi="Arial"/>
+                <w:b/>
+                <w:sz w:val="22"/>
+              </w:rPr>
+              <w:t xml:space="preserve">NO. KOD / </w:t>
+            </w:r>
+            <w:r>
+              <w:rPr>
+                <w:rFonts w:ascii="Arial" w:hAnsi="Arial"/>
+                <w:b/>
+                <w:i/>
+                <w:sz w:val="22"/>
+              </w:rPr>
+              <w:t>CODE NO.</w:t>
+            </w:r>
+          </w:p>
+        </w:tc>
+        <w:tc>
+          <w:tcPr>
+            <w:tcW w:type="dxa" w:w="4819"/>
+            <w:tcMar>
+              <w:top w:w="40" w:type="dxa"/>
+              <w:bottom w:w="40" w:type="dxa"/>
+              <w:start w:w="80" w:type="dxa"/>
+              <w:end w:w="80" w:type="dxa"/>
+            </w:tcMar>
+          </w:tcPr>
+          <w:p>
+            <w:r/>
+            <w:r>
+              <w:rPr>
+                <w:rFonts w:ascii="Arial" w:hAnsi="Arial"/>
+                <w:b/>
+                <w:i w:val="0"/>
+                <w:sz w:val="22"/>
+              </w:rPr>
+              <w:t>Z-009-2:2015-M02/P(1/4)</w:t>
+            </w:r>
+          </w:p>
+        </w:tc>
+        <w:tc>
+          <w:tcPr>
+            <w:tcW w:type="dxa" w:w="2268"/>
+            <w:tcMar>
+              <w:top w:w="40" w:type="dxa"/>
+              <w:bottom w:w="40" w:type="dxa"/>
+              <w:start w:w="80" w:type="dxa"/>
+              <w:end w:w="80" w:type="dxa"/>
+            </w:tcMar>
+          </w:tcPr>
+          <w:p>
+            <w:r/>
+            <w:r>
+              <w:rPr>
+                <w:rFonts w:ascii="Arial" w:hAnsi="Arial"/>
+                <w:b/>
+                <w:sz w:val="22"/>
+              </w:rPr>
+              <w:t xml:space="preserve">Mukasurat / </w:t>
+            </w:r>
+            <w:r>
+              <w:rPr>
+                <w:rFonts w:ascii="Arial" w:hAnsi="Arial"/>
+                <w:b/>
+                <w:i/>
+                <w:sz w:val="22"/>
+              </w:rPr>
+              <w:t>Page</w:t>
+            </w:r>
+            <w:r>
+              <w:rPr>
+                <w:rFonts w:ascii="Arial" w:hAnsi="Arial"/>
+                <w:b/>
+                <w:sz w:val="22"/>
+              </w:rPr>
+              <w:t xml:space="preserve"> : </w:t>
+            </w:r>
+            <w:r>
+              <w:rPr>
+                <w:rFonts w:ascii="Arial" w:hAnsi="Arial"/>
+                <w:b/>
+                <w:sz w:val="22"/>
+              </w:rPr>
+              <w:fldChar w:fldCharType="begin"/>
+              <w:instrText xml:space="preserve">PAGE</w:instrText>
+              <w:fldChar w:fldCharType="separate"/>
+              <w:t>1</w:t>
+              <w:fldChar w:fldCharType="end"/>
+            </w:r>
+          </w:p>
+          <w:p>
+            <w:r>
+              <w:rPr>
+                <w:rFonts w:ascii="Arial" w:hAnsi="Arial"/>
+                <w:b/>
+                <w:sz w:val="22"/>
+              </w:rPr>
+              <w:t xml:space="preserve">Drpd / </w:t>
+            </w:r>
+            <w:r>
+              <w:rPr>
+                <w:rFonts w:ascii="Arial" w:hAnsi="Arial"/>
+                <w:b/>
+                <w:i/>
+                <w:sz w:val="22"/>
+              </w:rPr>
+              <w:t>of</w:t>
+            </w:r>
+            <w:r>
+              <w:rPr>
+                <w:rFonts w:ascii="Arial" w:hAnsi="Arial"/>
+                <w:b/>
+                <w:sz w:val="22"/>
+              </w:rPr>
+              <w:t xml:space="preserve"> : </w:t>
+            </w:r>
+            <w:r>
+              <w:rPr>
+                <w:rFonts w:ascii="Arial" w:hAnsi="Arial"/>
+                <w:b/>
+                <w:sz w:val="22"/>
+              </w:rPr>
+              <w:fldChar w:fldCharType="begin"/>
+              <w:instrText xml:space="preserve">NUMPAGES</w:instrText>
+              <w:fldChar w:fldCharType="separate"/>
+              <w:t>1</w:t>
+              <w:fldChar w:fldCharType="end"/>
+            </w:r>
+          </w:p>
+        </w:tc>
+      </w:tr>
+    </w:tbl>
+    <w:p/>
     <w:p>
+      <w:pPr>
+        <w:spacing w:line="276" w:lineRule="auto" w:after="120"/>
+        <w:jc w:val="left"/>
+      </w:pPr>
       <w:r>
         <w:rPr>
-          <w:rFonts w:ascii="Arial" w:hAnsi="Arial"/>
+          <w:rFonts w:ascii="Arial" w:hAnsi="Arial" w:cs="Arial"/>
           <w:b/>
-          <w:sz w:val="24"/>
+          <w:color w:val="000000"/>
+          <w:sz w:val="22"/>
         </w:rPr>
         <w:t>TAJUK</w:t>
       </w:r>
       <w:r>
         <w:rPr>
-          <w:rFonts w:ascii="Arial" w:hAnsi="Arial"/>
+          <w:rFonts w:ascii="Arial" w:hAnsi="Arial" w:cs="Arial"/>
           <w:b/>
-          <w:sz w:val="24"/>
+          <w:color w:val="000000"/>
+          <w:sz w:val="22"/>
         </w:rPr>
         <w:t>/</w:t>
       </w:r>
       <w:r>
         <w:rPr>
-          <w:rFonts w:ascii="Arial" w:hAnsi="Arial"/>
+          <w:rFonts w:ascii="Arial" w:hAnsi="Arial" w:cs="Arial"/>
           <w:b/>
           <w:i/>
-          <w:sz w:val="24"/>
+          <w:color w:val="000000"/>
+          <w:sz w:val="22"/>
         </w:rPr>
         <w:t>TITLE</w:t>
       </w:r>
       <w:r>
         <w:rPr>
-          <w:rFonts w:ascii="Arial" w:hAnsi="Arial"/>
+          <w:rFonts w:ascii="Arial" w:hAnsi="Arial" w:cs="Arial"/>
           <w:b/>
-          <w:sz w:val="24"/>
+          <w:color w:val="000000"/>
+          <w:sz w:val="22"/>
         </w:rPr>
         <w:t>:</w:t>
       </w:r>
       <w:r>
+        <w:rPr>
+          <w:rFonts w:ascii="Arial" w:hAnsi="Arial" w:cs="Arial"/>
+          <w:color w:val="000000"/>
+          <w:sz w:val="22"/>
+        </w:rPr>
         <w:t xml:space="preserve">  </w:t>
       </w:r>
       <w:r>
         <w:rPr>
-          <w:rFonts w:ascii="Arial" w:hAnsi="Arial"/>
+          <w:rFonts w:ascii="Arial" w:hAnsi="Arial" w:cs="Arial"/>
           <w:b/>
-          <w:sz w:val="24"/>
+          <w:i w:val="0"/>
+          <w:color w:val="000000"/>
+          <w:sz w:val="22"/>
         </w:rPr>
         <w:t>WORKPLACE RESPONSIBILITY</w:t>
       </w:r>
     </w:p>
     <w:p/>
     <w:p>
+      <w:pPr>
+        <w:spacing w:line="276" w:lineRule="auto" w:after="120"/>
+        <w:jc w:val="left"/>
+      </w:pPr>
       <w:r>
         <w:rPr>
-          <w:rFonts w:ascii="Arial" w:hAnsi="Arial"/>
+          <w:rFonts w:ascii="Arial" w:hAnsi="Arial" w:cs="Arial"/>
           <w:b/>
-          <w:sz w:val="24"/>
+          <w:color w:val="000000"/>
+          <w:sz w:val="22"/>
         </w:rPr>
         <w:t>TUJUAN</w:t>
       </w:r>
       <w:r>
         <w:rPr>
-          <w:rFonts w:ascii="Arial" w:hAnsi="Arial"/>
+          <w:rFonts w:ascii="Arial" w:hAnsi="Arial" w:cs="Arial"/>
           <w:b/>
-          <w:sz w:val="24"/>
+          <w:color w:val="000000"/>
+          <w:sz w:val="22"/>
         </w:rPr>
         <w:t>/</w:t>
       </w:r>
       <w:r>
         <w:rPr>
-          <w:rFonts w:ascii="Arial" w:hAnsi="Arial"/>
+          <w:rFonts w:ascii="Arial" w:hAnsi="Arial" w:cs="Arial"/>
           <w:b/>
           <w:i/>
-          <w:sz w:val="24"/>
+          <w:color w:val="000000"/>
+          <w:sz w:val="22"/>
         </w:rPr>
         <w:t>PURPOSE</w:t>
       </w:r>
       <w:r>
         <w:rPr>
-          <w:rFonts w:ascii="Arial" w:hAnsi="Arial"/>
+          <w:rFonts w:ascii="Arial" w:hAnsi="Arial" w:cs="Arial"/>
           <w:b/>
-          <w:sz w:val="24"/>
+          <w:color w:val="000000"/>
+          <w:sz w:val="22"/>
         </w:rPr>
         <w:t>:</w:t>
       </w:r>
@@ -87,49 +689,59 @@
     <w:p/>
     <w:p>
       <w:pPr>
-        <w:spacing w:after="160"/>
+        <w:spacing w:after="120" w:line="276" w:lineRule="auto"/>
+        <w:jc w:val="left"/>
       </w:pPr>
       <w:r>
         <w:rPr>
-          <w:rFonts w:ascii="Arial" w:hAnsi="Arial"/>
+          <w:rFonts w:ascii="Arial" w:hAnsi="Arial" w:cs="Arial"/>
           <w:b w:val="0"/>
           <w:i w:val="0"/>
+          <w:color w:val="000000"/>
           <w:sz w:val="22"/>
         </w:rPr>
         <w:t>Kertas Penerangan ini bertujuan menerangkan tingkah laku interpersonal dalam organisasi serta peraturan berkaitan yang mempengaruhi amalannya. Individu yang kompeten dalam CA ini mesti dapat menghayati dan menunjukkan tanggungjawab di tempat kerja serta sedar tentang mana-mana akta peraturan berkaitan.</w:t>
       </w:r>
     </w:p>
     <w:p>
+      <w:pPr>
+        <w:spacing w:line="276" w:lineRule="auto" w:after="120"/>
+        <w:jc w:val="left"/>
+      </w:pPr>
       <w:r>
         <w:rPr>
-          <w:rFonts w:ascii="Arial" w:hAnsi="Arial"/>
+          <w:rFonts w:ascii="Arial" w:hAnsi="Arial" w:cs="Arial"/>
           <w:b/>
-          <w:sz w:val="24"/>
+          <w:color w:val="000000"/>
+          <w:sz w:val="22"/>
         </w:rPr>
         <w:t>PENERANGAN</w:t>
       </w:r>
       <w:r>
         <w:rPr>
-          <w:rFonts w:ascii="Arial" w:hAnsi="Arial"/>
+          <w:rFonts w:ascii="Arial" w:hAnsi="Arial" w:cs="Arial"/>
           <w:b/>
-          <w:sz w:val="24"/>
+          <w:color w:val="000000"/>
+          <w:sz w:val="22"/>
         </w:rPr>
         <w:t>/</w:t>
       </w:r>
       <w:r>
         <w:rPr>
-          <w:rFonts w:ascii="Arial" w:hAnsi="Arial"/>
+          <w:rFonts w:ascii="Arial" w:hAnsi="Arial" w:cs="Arial"/>
           <w:b/>
           <w:i/>
-          <w:sz w:val="24"/>
+          <w:color w:val="000000"/>
+          <w:sz w:val="22"/>
         </w:rPr>
         <w:t>INFORMATION</w:t>
       </w:r>
       <w:r>
         <w:rPr>
-          <w:rFonts w:ascii="Arial" w:hAnsi="Arial"/>
+          <w:rFonts w:ascii="Arial" w:hAnsi="Arial" w:cs="Arial"/>
           <w:b/>
-          <w:sz w:val="24"/>
+          <w:color w:val="000000"/>
+          <w:sz w:val="22"/>
         </w:rPr>
         <w:t>:</w:t>
       </w:r>
@@ -137,27 +749,31 @@
     <w:p/>
     <w:p>
       <w:pPr>
-        <w:spacing w:before="200"/>
+        <w:spacing w:before="120" w:after="120" w:line="276" w:lineRule="auto"/>
+        <w:jc w:val="left"/>
       </w:pPr>
       <w:r>
         <w:rPr>
-          <w:rFonts w:ascii="Arial" w:hAnsi="Arial"/>
+          <w:rFonts w:ascii="Arial" w:hAnsi="Arial" w:cs="Arial"/>
           <w:b/>
           <w:i w:val="0"/>
-          <w:sz w:val="24"/>
+          <w:color w:val="000000"/>
+          <w:sz w:val="22"/>
         </w:rPr>
         <w:t>1. Pengenalan (Introduction)</w:t>
       </w:r>
     </w:p>
     <w:p>
       <w:pPr>
-        <w:spacing w:after="160"/>
+        <w:spacing w:after="120" w:line="276" w:lineRule="auto"/>
+        <w:jc w:val="left"/>
       </w:pPr>
       <w:r>
         <w:rPr>
-          <w:rFonts w:ascii="Arial" w:hAnsi="Arial"/>
+          <w:rFonts w:ascii="Arial" w:hAnsi="Arial" w:cs="Arial"/>
           <w:b w:val="0"/>
           <w:i w:val="0"/>
+          <w:color w:val="000000"/>
           <w:sz w:val="22"/>
         </w:rPr>
         <w:t>Tempat kerja ialah lokasi di mana majikan menyediakan kerja untuk pekerja. Tempat kerja wujud dalam pelbagai persekitaran termasuk pejabat, kilang, kedai, ladang, kawasan luar bangunan, dan mana-mana lokasi di mana kerja dijalankan.</w:t>
@@ -165,67 +781,75 @@
     </w:p>
     <w:p>
       <w:pPr>
-        <w:spacing w:after="160"/>
+        <w:spacing w:after="120" w:line="276" w:lineRule="auto"/>
+        <w:jc w:val="left"/>
       </w:pPr>
       <w:r>
         <w:rPr>
-          <w:rFonts w:ascii="Arial" w:hAnsi="Arial"/>
+          <w:rFonts w:ascii="Arial" w:hAnsi="Arial" w:cs="Arial"/>
           <w:b w:val="0"/>
           <w:i w:val="0"/>
+          <w:color w:val="000000"/>
           <w:sz w:val="22"/>
         </w:rPr>
         <w:t xml:space="preserve">Dalam konteks studio penyuntingan video, "tempat kerja" merangkumi </w:t>
       </w:r>
       <w:r>
         <w:rPr>
-          <w:rFonts w:ascii="Arial" w:hAnsi="Arial"/>
+          <w:rFonts w:ascii="Arial" w:hAnsi="Arial" w:cs="Arial"/>
           <w:b w:val="0"/>
           <w:i/>
+          <w:color w:val="000000"/>
           <w:sz w:val="22"/>
         </w:rPr>
         <w:t>editing suite</w:t>
       </w:r>
       <w:r>
         <w:rPr>
-          <w:rFonts w:ascii="Arial" w:hAnsi="Arial"/>
+          <w:rFonts w:ascii="Arial" w:hAnsi="Arial" w:cs="Arial"/>
           <w:b w:val="0"/>
           <w:i w:val="0"/>
+          <w:color w:val="000000"/>
           <w:sz w:val="22"/>
         </w:rPr>
         <w:t xml:space="preserve">, bilik server storan footage, dan juga sesi kerja jarak jauh apabila seorang </w:t>
       </w:r>
       <w:r>
         <w:rPr>
-          <w:rFonts w:ascii="Arial" w:hAnsi="Arial"/>
+          <w:rFonts w:ascii="Arial" w:hAnsi="Arial" w:cs="Arial"/>
           <w:b w:val="0"/>
           <w:i/>
+          <w:color w:val="000000"/>
           <w:sz w:val="22"/>
         </w:rPr>
         <w:t>Video Editor</w:t>
       </w:r>
       <w:r>
         <w:rPr>
-          <w:rFonts w:ascii="Arial" w:hAnsi="Arial"/>
+          <w:rFonts w:ascii="Arial" w:hAnsi="Arial" w:cs="Arial"/>
           <w:b w:val="0"/>
           <w:i w:val="0"/>
+          <w:color w:val="000000"/>
           <w:sz w:val="22"/>
         </w:rPr>
         <w:t xml:space="preserve"> menyunting dari rumah menggunakan akses jauh (</w:t>
       </w:r>
       <w:r>
         <w:rPr>
-          <w:rFonts w:ascii="Arial" w:hAnsi="Arial"/>
+          <w:rFonts w:ascii="Arial" w:hAnsi="Arial" w:cs="Arial"/>
           <w:b w:val="0"/>
           <w:i/>
+          <w:color w:val="000000"/>
           <w:sz w:val="22"/>
         </w:rPr>
         <w:t>remote access</w:t>
       </w:r>
       <w:r>
         <w:rPr>
-          <w:rFonts w:ascii="Arial" w:hAnsi="Arial"/>
+          <w:rFonts w:ascii="Arial" w:hAnsi="Arial" w:cs="Arial"/>
           <w:b w:val="0"/>
           <w:i w:val="0"/>
+          <w:color w:val="000000"/>
           <w:sz w:val="22"/>
         </w:rPr>
         <w:t>) ke pelayan studio. Peraturan berkaitan pampasan pekerja, waktu rehat, cuti, peluang pekerjaan saksama dan pampasan pengangguran tetap terpakai walaupun lokasi kerja bertukar-tukar.</w:t>
@@ -233,27 +857,31 @@
     </w:p>
     <w:p>
       <w:pPr>
-        <w:spacing w:before="200"/>
+        <w:spacing w:before="120" w:after="120" w:line="276" w:lineRule="auto"/>
+        <w:jc w:val="left"/>
       </w:pPr>
       <w:r>
         <w:rPr>
-          <w:rFonts w:ascii="Arial" w:hAnsi="Arial"/>
+          <w:rFonts w:ascii="Arial" w:hAnsi="Arial" w:cs="Arial"/>
           <w:b/>
           <w:i w:val="0"/>
-          <w:sz w:val="24"/>
+          <w:color w:val="000000"/>
+          <w:sz w:val="22"/>
         </w:rPr>
         <w:t>2. Bagaimana Menunjukkan Tanggungjawab (How to Demonstrate Responsibility)</w:t>
       </w:r>
     </w:p>
     <w:p>
       <w:pPr>
-        <w:spacing w:after="160"/>
+        <w:spacing w:after="120" w:line="276" w:lineRule="auto"/>
+        <w:jc w:val="left"/>
       </w:pPr>
       <w:r>
         <w:rPr>
-          <w:rFonts w:ascii="Arial" w:hAnsi="Arial"/>
+          <w:rFonts w:ascii="Arial" w:hAnsi="Arial" w:cs="Arial"/>
           <w:b w:val="0"/>
           <w:i w:val="0"/>
+          <w:color w:val="000000"/>
           <w:sz w:val="22"/>
         </w:rPr>
         <w:t>Tanggungjawab ialah sifat yang dikagumi dan membawa kepada pencapaian selanjutnya. Tanggungjawab bukan sekadar menyiapkan kerja rumah — ia bermakna membuat pilihan yang betul dan melaksanakan perkara yang diminta. Seseorang tidak boleh menunjukkan tanggungjawab tanpa memilikinya.</w:t>
@@ -261,13 +889,15 @@
     </w:p>
     <w:p>
       <w:pPr>
-        <w:spacing w:after="160"/>
+        <w:spacing w:after="120" w:line="276" w:lineRule="auto"/>
+        <w:jc w:val="left"/>
       </w:pPr>
       <w:r>
         <w:rPr>
-          <w:rFonts w:ascii="Arial" w:hAnsi="Arial"/>
+          <w:rFonts w:ascii="Arial" w:hAnsi="Arial" w:cs="Arial"/>
           <w:b/>
           <w:i w:val="0"/>
+          <w:color w:val="000000"/>
           <w:sz w:val="22"/>
         </w:rPr>
         <w:t>2.1 Kenal pasti rutin harian anda</w:t>
@@ -275,85 +905,95 @@
     </w:p>
     <w:p>
       <w:pPr>
-        <w:spacing w:after="160"/>
+        <w:spacing w:after="120" w:line="276" w:lineRule="auto"/>
+        <w:jc w:val="left"/>
       </w:pPr>
       <w:r>
         <w:rPr>
-          <w:rFonts w:ascii="Arial" w:hAnsi="Arial"/>
+          <w:rFonts w:ascii="Arial" w:hAnsi="Arial" w:cs="Arial"/>
           <w:b w:val="0"/>
           <w:i w:val="0"/>
+          <w:color w:val="000000"/>
           <w:sz w:val="22"/>
         </w:rPr>
         <w:t xml:space="preserve">Setiap orang mempunyai set tugasan harian tersendiri. Seorang </w:t>
       </w:r>
       <w:r>
         <w:rPr>
-          <w:rFonts w:ascii="Arial" w:hAnsi="Arial"/>
+          <w:rFonts w:ascii="Arial" w:hAnsi="Arial" w:cs="Arial"/>
           <w:b w:val="0"/>
           <w:i/>
+          <w:color w:val="000000"/>
           <w:sz w:val="22"/>
         </w:rPr>
         <w:t>Editor</w:t>
       </w:r>
       <w:r>
         <w:rPr>
-          <w:rFonts w:ascii="Arial" w:hAnsi="Arial"/>
+          <w:rFonts w:ascii="Arial" w:hAnsi="Arial" w:cs="Arial"/>
           <w:b w:val="0"/>
           <w:i w:val="0"/>
+          <w:color w:val="000000"/>
           <w:sz w:val="22"/>
         </w:rPr>
         <w:t xml:space="preserve"> di studio video, contohnya, perlu menyenaraikan tugasan hariannya — daripada memuat naik </w:t>
       </w:r>
       <w:r>
         <w:rPr>
-          <w:rFonts w:ascii="Arial" w:hAnsi="Arial"/>
+          <w:rFonts w:ascii="Arial" w:hAnsi="Arial" w:cs="Arial"/>
           <w:b w:val="0"/>
           <w:i/>
+          <w:color w:val="000000"/>
           <w:sz w:val="22"/>
         </w:rPr>
         <w:t>footage</w:t>
       </w:r>
       <w:r>
         <w:rPr>
-          <w:rFonts w:ascii="Arial" w:hAnsi="Arial"/>
+          <w:rFonts w:ascii="Arial" w:hAnsi="Arial" w:cs="Arial"/>
           <w:b w:val="0"/>
           <w:i w:val="0"/>
+          <w:color w:val="000000"/>
           <w:sz w:val="22"/>
         </w:rPr>
         <w:t xml:space="preserve"> mentah (perkara "kritikal") hingga mengemas kini </w:t>
       </w:r>
       <w:r>
         <w:rPr>
-          <w:rFonts w:ascii="Arial" w:hAnsi="Arial"/>
+          <w:rFonts w:ascii="Arial" w:hAnsi="Arial" w:cs="Arial"/>
           <w:b w:val="0"/>
           <w:i/>
+          <w:color w:val="000000"/>
           <w:sz w:val="22"/>
         </w:rPr>
         <w:t>project file</w:t>
       </w:r>
       <w:r>
         <w:rPr>
-          <w:rFonts w:ascii="Arial" w:hAnsi="Arial"/>
+          <w:rFonts w:ascii="Arial" w:hAnsi="Arial" w:cs="Arial"/>
           <w:b w:val="0"/>
           <w:i w:val="0"/>
+          <w:color w:val="000000"/>
           <w:sz w:val="22"/>
         </w:rPr>
         <w:t xml:space="preserve"> (perkara "penting"). Menandakan setiap tugasan sebagai "kritikal", "penting" atau "kecil" membantu Editor mengurus masa dengan bijak sebelum tarikh siaran (</w:t>
       </w:r>
       <w:r>
         <w:rPr>
-          <w:rFonts w:ascii="Arial" w:hAnsi="Arial"/>
+          <w:rFonts w:ascii="Arial" w:hAnsi="Arial" w:cs="Arial"/>
           <w:b w:val="0"/>
           <w:i/>
+          <w:color w:val="000000"/>
           <w:sz w:val="22"/>
         </w:rPr>
         <w:t>air date</w:t>
       </w:r>
       <w:r>
         <w:rPr>
-          <w:rFonts w:ascii="Arial" w:hAnsi="Arial"/>
+          <w:rFonts w:ascii="Arial" w:hAnsi="Arial" w:cs="Arial"/>
           <w:b w:val="0"/>
           <w:i w:val="0"/>
+          <w:color w:val="000000"/>
           <w:sz w:val="22"/>
         </w:rPr>
         <w:t>).</w:t>
@@ -361,13 +1001,15 @@
     </w:p>
     <w:p>
       <w:pPr>
-        <w:spacing w:after="160"/>
+        <w:spacing w:after="120" w:line="276" w:lineRule="auto"/>
+        <w:jc w:val="left"/>
       </w:pPr>
       <w:r>
         <w:rPr>
-          <w:rFonts w:ascii="Arial" w:hAnsi="Arial"/>
+          <w:rFonts w:ascii="Arial" w:hAnsi="Arial" w:cs="Arial"/>
           <w:b/>
           <w:i w:val="0"/>
+          <w:color w:val="000000"/>
           <w:sz w:val="22"/>
         </w:rPr>
         <w:t>2.2 Rancang (Plan)</w:t>
@@ -375,67 +1017,75 @@
     </w:p>
     <w:p>
       <w:pPr>
-        <w:spacing w:after="160"/>
+        <w:spacing w:after="120" w:line="276" w:lineRule="auto"/>
+        <w:jc w:val="left"/>
       </w:pPr>
       <w:r>
         <w:rPr>
-          <w:rFonts w:ascii="Arial" w:hAnsi="Arial"/>
+          <w:rFonts w:ascii="Arial" w:hAnsi="Arial" w:cs="Arial"/>
           <w:b w:val="0"/>
           <w:i w:val="0"/>
+          <w:color w:val="000000"/>
           <w:sz w:val="22"/>
         </w:rPr>
         <w:t xml:space="preserve">Selepas menyenaraikan tugasan penting, susun mengikut jadual. Sebagai contoh, jika klien memerlukan </w:t>
       </w:r>
       <w:r>
         <w:rPr>
-          <w:rFonts w:ascii="Arial" w:hAnsi="Arial"/>
+          <w:rFonts w:ascii="Arial" w:hAnsi="Arial" w:cs="Arial"/>
           <w:b w:val="0"/>
           <w:i/>
+          <w:color w:val="000000"/>
           <w:sz w:val="22"/>
         </w:rPr>
         <w:t>rough cut</w:t>
       </w:r>
       <w:r>
         <w:rPr>
-          <w:rFonts w:ascii="Arial" w:hAnsi="Arial"/>
+          <w:rFonts w:ascii="Arial" w:hAnsi="Arial" w:cs="Arial"/>
           <w:b w:val="0"/>
           <w:i w:val="0"/>
+          <w:color w:val="000000"/>
           <w:sz w:val="22"/>
         </w:rPr>
         <w:t xml:space="preserve"> dihantar sebelum tengah hari, Editor perlu menentukan berapa lama proses </w:t>
       </w:r>
       <w:r>
         <w:rPr>
-          <w:rFonts w:ascii="Arial" w:hAnsi="Arial"/>
+          <w:rFonts w:ascii="Arial" w:hAnsi="Arial" w:cs="Arial"/>
           <w:b w:val="0"/>
           <w:i/>
+          <w:color w:val="000000"/>
           <w:sz w:val="22"/>
         </w:rPr>
         <w:t>color grading</w:t>
       </w:r>
       <w:r>
         <w:rPr>
-          <w:rFonts w:ascii="Arial" w:hAnsi="Arial"/>
+          <w:rFonts w:ascii="Arial" w:hAnsi="Arial" w:cs="Arial"/>
           <w:b w:val="0"/>
           <w:i w:val="0"/>
+          <w:color w:val="000000"/>
           <w:sz w:val="22"/>
         </w:rPr>
         <w:t xml:space="preserve"> dan </w:t>
       </w:r>
       <w:r>
         <w:rPr>
-          <w:rFonts w:ascii="Arial" w:hAnsi="Arial"/>
+          <w:rFonts w:ascii="Arial" w:hAnsi="Arial" w:cs="Arial"/>
           <w:b w:val="0"/>
           <w:i/>
+          <w:color w:val="000000"/>
           <w:sz w:val="22"/>
         </w:rPr>
         <w:t>sound mixing</w:t>
       </w:r>
       <w:r>
         <w:rPr>
-          <w:rFonts w:ascii="Arial" w:hAnsi="Arial"/>
+          <w:rFonts w:ascii="Arial" w:hAnsi="Arial" w:cs="Arial"/>
           <w:b w:val="0"/>
           <w:i w:val="0"/>
+          <w:color w:val="000000"/>
           <w:sz w:val="22"/>
         </w:rPr>
         <w:t xml:space="preserve"> akan mengambil masa, dan menyusun aliran kerja mengikut keutamaan.</w:t>
@@ -443,13 +1093,15 @@
     </w:p>
     <w:p>
       <w:pPr>
-        <w:spacing w:after="160"/>
+        <w:spacing w:after="120" w:line="276" w:lineRule="auto"/>
+        <w:jc w:val="left"/>
       </w:pPr>
       <w:r>
         <w:rPr>
-          <w:rFonts w:ascii="Arial" w:hAnsi="Arial"/>
+          <w:rFonts w:ascii="Arial" w:hAnsi="Arial" w:cs="Arial"/>
           <w:b/>
           <w:i w:val="0"/>
+          <w:color w:val="000000"/>
           <w:sz w:val="22"/>
         </w:rPr>
         <w:t>2.3 Penerimaan (Acceptability)</w:t>
@@ -457,85 +1109,95 @@
     </w:p>
     <w:p>
       <w:pPr>
-        <w:spacing w:after="160"/>
+        <w:spacing w:after="120" w:line="276" w:lineRule="auto"/>
+        <w:jc w:val="left"/>
       </w:pPr>
       <w:r>
         <w:rPr>
-          <w:rFonts w:ascii="Arial" w:hAnsi="Arial"/>
+          <w:rFonts w:ascii="Arial" w:hAnsi="Arial" w:cs="Arial"/>
           <w:b w:val="0"/>
           <w:i w:val="0"/>
+          <w:color w:val="000000"/>
           <w:sz w:val="22"/>
         </w:rPr>
         <w:t xml:space="preserve">Mencapai matlamat kerja tidak selalu mudah. Apabila projek editing menghadapi masalah — contohnya </w:t>
       </w:r>
       <w:r>
         <w:rPr>
-          <w:rFonts w:ascii="Arial" w:hAnsi="Arial"/>
+          <w:rFonts w:ascii="Arial" w:hAnsi="Arial" w:cs="Arial"/>
           <w:b w:val="0"/>
           <w:i/>
+          <w:color w:val="000000"/>
           <w:sz w:val="22"/>
         </w:rPr>
         <w:t>footage</w:t>
       </w:r>
       <w:r>
         <w:rPr>
-          <w:rFonts w:ascii="Arial" w:hAnsi="Arial"/>
+          <w:rFonts w:ascii="Arial" w:hAnsi="Arial" w:cs="Arial"/>
           <w:b w:val="0"/>
           <w:i w:val="0"/>
+          <w:color w:val="000000"/>
           <w:sz w:val="22"/>
         </w:rPr>
         <w:t xml:space="preserve"> rosak atau </w:t>
       </w:r>
       <w:r>
         <w:rPr>
-          <w:rFonts w:ascii="Arial" w:hAnsi="Arial"/>
+          <w:rFonts w:ascii="Arial" w:hAnsi="Arial" w:cs="Arial"/>
           <w:b w:val="0"/>
           <w:i/>
+          <w:color w:val="000000"/>
           <w:sz w:val="22"/>
         </w:rPr>
         <w:t>hard disk</w:t>
       </w:r>
       <w:r>
         <w:rPr>
-          <w:rFonts w:ascii="Arial" w:hAnsi="Arial"/>
+          <w:rFonts w:ascii="Arial" w:hAnsi="Arial" w:cs="Arial"/>
           <w:b w:val="0"/>
           <w:i w:val="0"/>
+          <w:color w:val="000000"/>
           <w:sz w:val="22"/>
         </w:rPr>
         <w:t xml:space="preserve"> gagal — Editor perlu mencari bantuan daripada rakan sepasukan (</w:t>
       </w:r>
       <w:r>
         <w:rPr>
-          <w:rFonts w:ascii="Arial" w:hAnsi="Arial"/>
+          <w:rFonts w:ascii="Arial" w:hAnsi="Arial" w:cs="Arial"/>
           <w:b w:val="0"/>
           <w:i/>
+          <w:color w:val="000000"/>
           <w:sz w:val="22"/>
         </w:rPr>
         <w:t>Assistant Editor</w:t>
       </w:r>
       <w:r>
         <w:rPr>
-          <w:rFonts w:ascii="Arial" w:hAnsi="Arial"/>
+          <w:rFonts w:ascii="Arial" w:hAnsi="Arial" w:cs="Arial"/>
           <w:b w:val="0"/>
           <w:i w:val="0"/>
+          <w:color w:val="000000"/>
           <w:sz w:val="22"/>
         </w:rPr>
         <w:t xml:space="preserve">, </w:t>
       </w:r>
       <w:r>
         <w:rPr>
-          <w:rFonts w:ascii="Arial" w:hAnsi="Arial"/>
+          <w:rFonts w:ascii="Arial" w:hAnsi="Arial" w:cs="Arial"/>
           <w:b w:val="0"/>
           <w:i/>
+          <w:color w:val="000000"/>
           <w:sz w:val="22"/>
         </w:rPr>
         <w:t>Colorist</w:t>
       </w:r>
       <w:r>
         <w:rPr>
-          <w:rFonts w:ascii="Arial" w:hAnsi="Arial"/>
+          <w:rFonts w:ascii="Arial" w:hAnsi="Arial" w:cs="Arial"/>
           <w:b w:val="0"/>
           <w:i w:val="0"/>
+          <w:color w:val="000000"/>
           <w:sz w:val="22"/>
         </w:rPr>
         <w:t>) dan bukan cuba menyelesaikannya seorang diri.</w:t>
@@ -543,13 +1205,15 @@
     </w:p>
     <w:p>
       <w:pPr>
-        <w:spacing w:after="160"/>
+        <w:spacing w:after="120" w:line="276" w:lineRule="auto"/>
+        <w:jc w:val="left"/>
       </w:pPr>
       <w:r>
         <w:rPr>
-          <w:rFonts w:ascii="Arial" w:hAnsi="Arial"/>
+          <w:rFonts w:ascii="Arial" w:hAnsi="Arial" w:cs="Arial"/>
           <w:b/>
           <w:i w:val="0"/>
+          <w:color w:val="000000"/>
           <w:sz w:val="22"/>
         </w:rPr>
         <w:t>2.4 Gunakan sumber anda (Use Your Resources)</w:t>
@@ -557,31 +1221,35 @@
     </w:p>
     <w:p>
       <w:pPr>
-        <w:spacing w:after="160"/>
+        <w:spacing w:after="120" w:line="276" w:lineRule="auto"/>
+        <w:jc w:val="left"/>
       </w:pPr>
       <w:r>
         <w:rPr>
-          <w:rFonts w:ascii="Arial" w:hAnsi="Arial"/>
+          <w:rFonts w:ascii="Arial" w:hAnsi="Arial" w:cs="Arial"/>
           <w:b w:val="0"/>
           <w:i w:val="0"/>
+          <w:color w:val="000000"/>
           <w:sz w:val="22"/>
         </w:rPr>
         <w:t xml:space="preserve">Jangan mudah berputus asa; jadilah penyelesai masalah. Jika sebuah </w:t>
       </w:r>
       <w:r>
         <w:rPr>
-          <w:rFonts w:ascii="Arial" w:hAnsi="Arial"/>
+          <w:rFonts w:ascii="Arial" w:hAnsi="Arial" w:cs="Arial"/>
           <w:b w:val="0"/>
           <w:i/>
+          <w:color w:val="000000"/>
           <w:sz w:val="22"/>
         </w:rPr>
         <w:t>plugin</w:t>
       </w:r>
       <w:r>
         <w:rPr>
-          <w:rFonts w:ascii="Arial" w:hAnsi="Arial"/>
+          <w:rFonts w:ascii="Arial" w:hAnsi="Arial" w:cs="Arial"/>
           <w:b w:val="0"/>
           <w:i w:val="0"/>
+          <w:color w:val="000000"/>
           <w:sz w:val="22"/>
         </w:rPr>
         <w:t xml:space="preserve"> editing gagal berfungsi, cari alternatif — pinjam lesen daripada studio lain, atau gunakan kaedah manual sementara menunggu pembaikan.</w:t>
@@ -589,13 +1257,15 @@
     </w:p>
     <w:p>
       <w:pPr>
-        <w:spacing w:after="160"/>
+        <w:spacing w:after="120" w:line="276" w:lineRule="auto"/>
+        <w:jc w:val="left"/>
       </w:pPr>
       <w:r>
         <w:rPr>
-          <w:rFonts w:ascii="Arial" w:hAnsi="Arial"/>
+          <w:rFonts w:ascii="Arial" w:hAnsi="Arial" w:cs="Arial"/>
           <w:b/>
           <w:i w:val="0"/>
+          <w:color w:val="000000"/>
           <w:sz w:val="22"/>
         </w:rPr>
         <w:t>2.5 Kekal fokus (Stay Focused)</w:t>
@@ -603,13 +1273,15 @@
     </w:p>
     <w:p>
       <w:pPr>
-        <w:spacing w:after="160"/>
+        <w:spacing w:after="120" w:line="276" w:lineRule="auto"/>
+        <w:jc w:val="left"/>
       </w:pPr>
       <w:r>
         <w:rPr>
-          <w:rFonts w:ascii="Arial" w:hAnsi="Arial"/>
+          <w:rFonts w:ascii="Arial" w:hAnsi="Arial" w:cs="Arial"/>
           <w:b w:val="0"/>
           <w:i w:val="0"/>
+          <w:color w:val="000000"/>
           <w:sz w:val="22"/>
         </w:rPr>
         <w:t>Tekanan tarikh akhir siaran adalah perkara biasa dalam industri penyuntingan video. Editor yang bertanggungjawab kekal tenang, berkongsi beban kerja dengan pasukan apabila terbeban, dan tidak melepaskan tekanan kepada rakan sepasukan.</w:t>
@@ -617,13 +1289,15 @@
     </w:p>
     <w:p>
       <w:pPr>
-        <w:spacing w:after="160"/>
+        <w:spacing w:after="120" w:line="276" w:lineRule="auto"/>
+        <w:jc w:val="left"/>
       </w:pPr>
       <w:r>
         <w:rPr>
-          <w:rFonts w:ascii="Arial" w:hAnsi="Arial"/>
+          <w:rFonts w:ascii="Arial" w:hAnsi="Arial" w:cs="Arial"/>
           <w:b/>
           <w:i w:val="0"/>
+          <w:color w:val="000000"/>
           <w:sz w:val="22"/>
         </w:rPr>
         <w:t>2.6 Bersikap jujur (Be Truthful)</w:t>
@@ -631,31 +1305,35 @@
     </w:p>
     <w:p>
       <w:pPr>
-        <w:spacing w:after="160"/>
+        <w:spacing w:after="120" w:line="276" w:lineRule="auto"/>
+        <w:jc w:val="left"/>
       </w:pPr>
       <w:r>
         <w:rPr>
-          <w:rFonts w:ascii="Arial" w:hAnsi="Arial"/>
+          <w:rFonts w:ascii="Arial" w:hAnsi="Arial" w:cs="Arial"/>
           <w:b w:val="0"/>
           <w:i w:val="0"/>
+          <w:color w:val="000000"/>
           <w:sz w:val="22"/>
         </w:rPr>
         <w:t xml:space="preserve">Jika Editor berjanji kepada Director untuk menyiapkan </w:t>
       </w:r>
       <w:r>
         <w:rPr>
-          <w:rFonts w:ascii="Arial" w:hAnsi="Arial"/>
+          <w:rFonts w:ascii="Arial" w:hAnsi="Arial" w:cs="Arial"/>
           <w:b w:val="0"/>
           <w:i/>
+          <w:color w:val="000000"/>
           <w:sz w:val="22"/>
         </w:rPr>
         <w:t>final cut</w:t>
       </w:r>
       <w:r>
         <w:rPr>
-          <w:rFonts w:ascii="Arial" w:hAnsi="Arial"/>
+          <w:rFonts w:ascii="Arial" w:hAnsi="Arial" w:cs="Arial"/>
           <w:b w:val="0"/>
           <w:i w:val="0"/>
+          <w:color w:val="000000"/>
           <w:sz w:val="22"/>
         </w:rPr>
         <w:t xml:space="preserve"> pada jam tertentu, janji itu mesti ditunaikan. Janji yang tidak boleh dipenuhi tidak sepatutnya dibuat — ini adalah asas kepercayaan profesional dalam pasukan produksi.</w:t>
@@ -663,27 +1341,31 @@
     </w:p>
     <w:p>
       <w:pPr>
-        <w:spacing w:before="200"/>
+        <w:spacing w:before="120" w:after="120" w:line="276" w:lineRule="auto"/>
+        <w:jc w:val="left"/>
       </w:pPr>
       <w:r>
         <w:rPr>
-          <w:rFonts w:ascii="Arial" w:hAnsi="Arial"/>
+          <w:rFonts w:ascii="Arial" w:hAnsi="Arial" w:cs="Arial"/>
           <w:b/>
           <w:i w:val="0"/>
-          <w:sz w:val="24"/>
+          <w:color w:val="000000"/>
+          <w:sz w:val="22"/>
         </w:rPr>
         <w:t>3. Faktor Yang Menunjukkan Etika Kerja Yang Kukuh (Factors That Demonstrate A Strong Work Ethic)</w:t>
       </w:r>
     </w:p>
     <w:p>
       <w:pPr>
-        <w:spacing w:after="160"/>
+        <w:spacing w:after="120" w:line="276" w:lineRule="auto"/>
+        <w:jc w:val="left"/>
       </w:pPr>
       <w:r>
         <w:rPr>
-          <w:rFonts w:ascii="Arial" w:hAnsi="Arial"/>
+          <w:rFonts w:ascii="Arial" w:hAnsi="Arial" w:cs="Arial"/>
           <w:b/>
           <w:i w:val="0"/>
+          <w:color w:val="000000"/>
           <w:sz w:val="22"/>
         </w:rPr>
         <w:t>3.1 Integriti</w:t>
@@ -691,67 +1373,75 @@
     </w:p>
     <w:p>
       <w:pPr>
-        <w:spacing w:after="160"/>
+        <w:spacing w:after="120" w:line="276" w:lineRule="auto"/>
+        <w:jc w:val="left"/>
       </w:pPr>
       <w:r>
         <w:rPr>
-          <w:rFonts w:ascii="Arial" w:hAnsi="Arial"/>
+          <w:rFonts w:ascii="Arial" w:hAnsi="Arial" w:cs="Arial"/>
           <w:b w:val="0"/>
           <w:i w:val="0"/>
+          <w:color w:val="000000"/>
           <w:sz w:val="22"/>
         </w:rPr>
         <w:t xml:space="preserve">Pekerja yang berintegriti membina hubungan kepercayaan dengan klien, rakan sekerja dan penyelia. Seorang Editor yang berintegriti tidak menyalin </w:t>
       </w:r>
       <w:r>
         <w:rPr>
-          <w:rFonts w:ascii="Arial" w:hAnsi="Arial"/>
+          <w:rFonts w:ascii="Arial" w:hAnsi="Arial" w:cs="Arial"/>
           <w:b w:val="0"/>
           <w:i/>
+          <w:color w:val="000000"/>
           <w:sz w:val="22"/>
         </w:rPr>
         <w:t>footage</w:t>
       </w:r>
       <w:r>
         <w:rPr>
-          <w:rFonts w:ascii="Arial" w:hAnsi="Arial"/>
+          <w:rFonts w:ascii="Arial" w:hAnsi="Arial" w:cs="Arial"/>
           <w:b w:val="0"/>
           <w:i w:val="0"/>
+          <w:color w:val="000000"/>
           <w:sz w:val="22"/>
         </w:rPr>
         <w:t xml:space="preserve"> klien untuk kegunaan peribadi dan mematuhi perjanjian kerahsiaan klien (</w:t>
       </w:r>
       <w:r>
         <w:rPr>
-          <w:rFonts w:ascii="Arial" w:hAnsi="Arial"/>
+          <w:rFonts w:ascii="Arial" w:hAnsi="Arial" w:cs="Arial"/>
           <w:b w:val="0"/>
           <w:i/>
+          <w:color w:val="000000"/>
           <w:sz w:val="22"/>
         </w:rPr>
         <w:t>NDA</w:t>
       </w:r>
       <w:r>
         <w:rPr>
-          <w:rFonts w:ascii="Arial" w:hAnsi="Arial"/>
+          <w:rFonts w:ascii="Arial" w:hAnsi="Arial" w:cs="Arial"/>
           <w:b w:val="0"/>
           <w:i w:val="0"/>
+          <w:color w:val="000000"/>
           <w:sz w:val="22"/>
         </w:rPr>
         <w:t xml:space="preserve"> — </w:t>
       </w:r>
       <w:r>
         <w:rPr>
-          <w:rFonts w:ascii="Arial" w:hAnsi="Arial"/>
+          <w:rFonts w:ascii="Arial" w:hAnsi="Arial" w:cs="Arial"/>
           <w:b w:val="0"/>
           <w:i/>
+          <w:color w:val="000000"/>
           <w:sz w:val="22"/>
         </w:rPr>
         <w:t>Non-Disclosure Agreement</w:t>
       </w:r>
       <w:r>
         <w:rPr>
-          <w:rFonts w:ascii="Arial" w:hAnsi="Arial"/>
+          <w:rFonts w:ascii="Arial" w:hAnsi="Arial" w:cs="Arial"/>
           <w:b w:val="0"/>
           <w:i w:val="0"/>
+          <w:color w:val="000000"/>
           <w:sz w:val="22"/>
         </w:rPr>
         <w:t>) yang lazim dalam produksi filem dan iklan.</w:t>
@@ -759,13 +1449,15 @@
     </w:p>
     <w:p>
       <w:pPr>
-        <w:spacing w:after="160"/>
+        <w:spacing w:after="120" w:line="276" w:lineRule="auto"/>
+        <w:jc w:val="left"/>
       </w:pPr>
       <w:r>
         <w:rPr>
-          <w:rFonts w:ascii="Arial" w:hAnsi="Arial"/>
+          <w:rFonts w:ascii="Arial" w:hAnsi="Arial" w:cs="Arial"/>
           <w:b/>
           <w:i w:val="0"/>
+          <w:color w:val="000000"/>
           <w:sz w:val="22"/>
         </w:rPr>
         <w:t>3.2 Sense of Responsibility (Rasa Tanggungjawab)</w:t>
@@ -773,31 +1465,35 @@
     </w:p>
     <w:p>
       <w:pPr>
-        <w:spacing w:after="160"/>
+        <w:spacing w:after="120" w:line="276" w:lineRule="auto"/>
+        <w:jc w:val="left"/>
       </w:pPr>
       <w:r>
         <w:rPr>
-          <w:rFonts w:ascii="Arial" w:hAnsi="Arial"/>
+          <w:rFonts w:ascii="Arial" w:hAnsi="Arial" w:cs="Arial"/>
           <w:b w:val="0"/>
           <w:i w:val="0"/>
+          <w:color w:val="000000"/>
           <w:sz w:val="22"/>
         </w:rPr>
         <w:t xml:space="preserve">Rasa tanggungjawab yang kukuh mempengaruhi prestasi kerja. Editor yang bertanggungjawab akan hadir tepat pada masa untuk sesi </w:t>
       </w:r>
       <w:r>
         <w:rPr>
-          <w:rFonts w:ascii="Arial" w:hAnsi="Arial"/>
+          <w:rFonts w:ascii="Arial" w:hAnsi="Arial" w:cs="Arial"/>
           <w:b w:val="0"/>
           <w:i/>
+          <w:color w:val="000000"/>
           <w:sz w:val="22"/>
         </w:rPr>
         <w:t>review</w:t>
       </w:r>
       <w:r>
         <w:rPr>
-          <w:rFonts w:ascii="Arial" w:hAnsi="Arial"/>
+          <w:rFonts w:ascii="Arial" w:hAnsi="Arial" w:cs="Arial"/>
           <w:b w:val="0"/>
           <w:i w:val="0"/>
+          <w:color w:val="000000"/>
           <w:sz w:val="22"/>
         </w:rPr>
         <w:t xml:space="preserve"> dengan Director, dan menyiapkan tugasan mengikut standard terbaik.</w:t>
@@ -805,13 +1501,15 @@
     </w:p>
     <w:p>
       <w:pPr>
-        <w:spacing w:after="160"/>
+        <w:spacing w:after="120" w:line="276" w:lineRule="auto"/>
+        <w:jc w:val="left"/>
       </w:pPr>
       <w:r>
         <w:rPr>
-          <w:rFonts w:ascii="Arial" w:hAnsi="Arial"/>
+          <w:rFonts w:ascii="Arial" w:hAnsi="Arial" w:cs="Arial"/>
           <w:b/>
           <w:i w:val="0"/>
+          <w:color w:val="000000"/>
           <w:sz w:val="22"/>
         </w:rPr>
         <w:t>3.3 Penekanan Kepada Kualiti</w:t>
@@ -819,49 +1517,55 @@
     </w:p>
     <w:p>
       <w:pPr>
-        <w:spacing w:after="160"/>
+        <w:spacing w:after="120" w:line="276" w:lineRule="auto"/>
+        <w:jc w:val="left"/>
       </w:pPr>
       <w:r>
         <w:rPr>
-          <w:rFonts w:ascii="Arial" w:hAnsi="Arial"/>
+          <w:rFonts w:ascii="Arial" w:hAnsi="Arial" w:cs="Arial"/>
           <w:b w:val="0"/>
           <w:i w:val="0"/>
+          <w:color w:val="000000"/>
           <w:sz w:val="22"/>
         </w:rPr>
         <w:t xml:space="preserve">Sesetengah pekerja hanya melakukan kerja pada tahap minimum. Editor dengan etika kerja kukuh sentiasa memastikan setiap </w:t>
       </w:r>
       <w:r>
         <w:rPr>
-          <w:rFonts w:ascii="Arial" w:hAnsi="Arial"/>
+          <w:rFonts w:ascii="Arial" w:hAnsi="Arial" w:cs="Arial"/>
           <w:b w:val="0"/>
           <w:i/>
+          <w:color w:val="000000"/>
           <w:sz w:val="22"/>
         </w:rPr>
         <w:t>cut</w:t>
       </w:r>
       <w:r>
         <w:rPr>
-          <w:rFonts w:ascii="Arial" w:hAnsi="Arial"/>
+          <w:rFonts w:ascii="Arial" w:hAnsi="Arial" w:cs="Arial"/>
           <w:b w:val="0"/>
           <w:i w:val="0"/>
+          <w:color w:val="000000"/>
           <w:sz w:val="22"/>
         </w:rPr>
         <w:t xml:space="preserve"> dan </w:t>
       </w:r>
       <w:r>
         <w:rPr>
-          <w:rFonts w:ascii="Arial" w:hAnsi="Arial"/>
+          <w:rFonts w:ascii="Arial" w:hAnsi="Arial" w:cs="Arial"/>
           <w:b w:val="0"/>
           <w:i/>
+          <w:color w:val="000000"/>
           <w:sz w:val="22"/>
         </w:rPr>
         <w:t>transition</w:t>
       </w:r>
       <w:r>
         <w:rPr>
-          <w:rFonts w:ascii="Arial" w:hAnsi="Arial"/>
+          <w:rFonts w:ascii="Arial" w:hAnsi="Arial" w:cs="Arial"/>
           <w:b w:val="0"/>
           <w:i w:val="0"/>
+          <w:color w:val="000000"/>
           <w:sz w:val="22"/>
         </w:rPr>
         <w:t xml:space="preserve"> dalam video mencapai kualiti terbaik, bukan sekadar memenuhi keperluan asas.</w:t>
@@ -869,13 +1573,15 @@
     </w:p>
     <w:p>
       <w:pPr>
-        <w:spacing w:after="160"/>
+        <w:spacing w:after="120" w:line="276" w:lineRule="auto"/>
+        <w:jc w:val="left"/>
       </w:pPr>
       <w:r>
         <w:rPr>
-          <w:rFonts w:ascii="Arial" w:hAnsi="Arial"/>
+          <w:rFonts w:ascii="Arial" w:hAnsi="Arial" w:cs="Arial"/>
           <w:b/>
           <w:i w:val="0"/>
+          <w:color w:val="000000"/>
           <w:sz w:val="22"/>
         </w:rPr>
         <w:t>3.4 Disiplin</w:t>
@@ -883,13 +1589,15 @@
     </w:p>
     <w:p>
       <w:pPr>
-        <w:spacing w:after="160"/>
+        <w:spacing w:after="120" w:line="276" w:lineRule="auto"/>
+        <w:jc w:val="left"/>
       </w:pPr>
       <w:r>
         <w:rPr>
-          <w:rFonts w:ascii="Arial" w:hAnsi="Arial"/>
+          <w:rFonts w:ascii="Arial" w:hAnsi="Arial" w:cs="Arial"/>
           <w:b w:val="0"/>
           <w:i w:val="0"/>
+          <w:color w:val="000000"/>
           <w:sz w:val="22"/>
         </w:rPr>
         <w:t>Editor yang berdisiplin kekal fokus pada objektif projek dan komited menyiapkan tugasan mengikut jadual produksi yang ditetapkan.</w:t>
@@ -897,13 +1605,15 @@
     </w:p>
     <w:p>
       <w:pPr>
-        <w:spacing w:after="160"/>
+        <w:spacing w:after="120" w:line="276" w:lineRule="auto"/>
+        <w:jc w:val="left"/>
       </w:pPr>
       <w:r>
         <w:rPr>
-          <w:rFonts w:ascii="Arial" w:hAnsi="Arial"/>
+          <w:rFonts w:ascii="Arial" w:hAnsi="Arial" w:cs="Arial"/>
           <w:b/>
           <w:i w:val="0"/>
+          <w:color w:val="000000"/>
           <w:sz w:val="22"/>
         </w:rPr>
         <w:t>3.5 Sense of Teamwork (Rasa Kerjasama Berpasukan)</w:t>
@@ -911,13 +1621,15 @@
     </w:p>
     <w:p>
       <w:pPr>
-        <w:spacing w:after="160"/>
+        <w:spacing w:after="120" w:line="276" w:lineRule="auto"/>
+        <w:jc w:val="left"/>
       </w:pPr>
       <w:r>
         <w:rPr>
-          <w:rFonts w:ascii="Arial" w:hAnsi="Arial"/>
+          <w:rFonts w:ascii="Arial" w:hAnsi="Arial" w:cs="Arial"/>
           <w:b w:val="0"/>
           <w:i w:val="0"/>
+          <w:color w:val="000000"/>
           <w:sz w:val="22"/>
         </w:rPr>
         <w:t>Kebanyakan pekerja perlu bekerjasama untuk mencapai objektif syarikat. Editor yang mempunyai rasa kerjasama tinggi membantu pasukan produksi (Producer, Director, Sound Engineer) mencapai matlamat bersama dan menghargai sumbangan setiap ahli pasukan.</w:t>
@@ -925,27 +1637,31 @@
     </w:p>
     <w:p>
       <w:pPr>
-        <w:spacing w:before="200"/>
+        <w:spacing w:before="120" w:after="120" w:line="276" w:lineRule="auto"/>
+        <w:jc w:val="left"/>
       </w:pPr>
       <w:r>
         <w:rPr>
-          <w:rFonts w:ascii="Arial" w:hAnsi="Arial"/>
+          <w:rFonts w:ascii="Arial" w:hAnsi="Arial" w:cs="Arial"/>
           <w:b/>
           <w:i w:val="0"/>
-          <w:sz w:val="24"/>
+          <w:color w:val="000000"/>
+          <w:sz w:val="22"/>
         </w:rPr>
         <w:t>4. Faedah Ketepatan Masa Di Tempat Kerja (Benefits Of Punctuality At Work)</w:t>
       </w:r>
     </w:p>
     <w:p>
       <w:pPr>
-        <w:spacing w:after="160"/>
+        <w:spacing w:after="120" w:line="276" w:lineRule="auto"/>
+        <w:jc w:val="left"/>
       </w:pPr>
       <w:r>
         <w:rPr>
-          <w:rFonts w:ascii="Arial" w:hAnsi="Arial"/>
+          <w:rFonts w:ascii="Arial" w:hAnsi="Arial" w:cs="Arial"/>
           <w:b/>
           <w:i w:val="0"/>
+          <w:color w:val="000000"/>
           <w:sz w:val="22"/>
         </w:rPr>
         <w:t>4.1 Hormat</w:t>
@@ -953,13 +1669,15 @@
     </w:p>
     <w:p>
       <w:pPr>
-        <w:spacing w:after="160"/>
+        <w:spacing w:after="120" w:line="276" w:lineRule="auto"/>
+        <w:jc w:val="left"/>
       </w:pPr>
       <w:r>
         <w:rPr>
-          <w:rFonts w:ascii="Arial" w:hAnsi="Arial"/>
+          <w:rFonts w:ascii="Arial" w:hAnsi="Arial" w:cs="Arial"/>
           <w:b w:val="0"/>
           <w:i w:val="0"/>
+          <w:color w:val="000000"/>
           <w:sz w:val="22"/>
         </w:rPr>
         <w:t>Ketepatan masa mencerminkan rasa hormat seseorang terhadap orang lain. Dengan menghormati masa orang lain, kita turut memperoleh penghormatan sebagai balasan.</w:t>
@@ -967,13 +1685,15 @@
     </w:p>
     <w:p>
       <w:pPr>
-        <w:spacing w:after="160"/>
+        <w:spacing w:after="120" w:line="276" w:lineRule="auto"/>
+        <w:jc w:val="left"/>
       </w:pPr>
       <w:r>
         <w:rPr>
-          <w:rFonts w:ascii="Arial" w:hAnsi="Arial"/>
+          <w:rFonts w:ascii="Arial" w:hAnsi="Arial" w:cs="Arial"/>
           <w:b/>
           <w:i w:val="0"/>
+          <w:color w:val="000000"/>
           <w:sz w:val="22"/>
         </w:rPr>
         <w:t>4.2 Tarikh Akhir (Deadlines)</w:t>
@@ -981,13 +1701,15 @@
     </w:p>
     <w:p>
       <w:pPr>
-        <w:spacing w:after="160"/>
+        <w:spacing w:after="120" w:line="276" w:lineRule="auto"/>
+        <w:jc w:val="left"/>
       </w:pPr>
       <w:r>
         <w:rPr>
-          <w:rFonts w:ascii="Arial" w:hAnsi="Arial"/>
+          <w:rFonts w:ascii="Arial" w:hAnsi="Arial" w:cs="Arial"/>
           <w:b w:val="0"/>
           <w:i w:val="0"/>
+          <w:color w:val="000000"/>
           <w:sz w:val="22"/>
         </w:rPr>
         <w:t>Editor, seperti penulis, wartawan, Producer dan akauntan, mempunyai tarikh akhir harian, mingguan dan bulanan. Memenuhi tarikh akhir siaran meyakinkan klien bahawa mereka boleh bergantung kepada studio untuk menyiapkan kerja. Tanpa ketepatan masa profesional, klien mungkin beralih kepada studio penyuntingan lain.</w:t>
@@ -995,13 +1717,15 @@
     </w:p>
     <w:p>
       <w:pPr>
-        <w:spacing w:after="160"/>
+        <w:spacing w:after="120" w:line="276" w:lineRule="auto"/>
+        <w:jc w:val="left"/>
       </w:pPr>
       <w:r>
         <w:rPr>
-          <w:rFonts w:ascii="Arial" w:hAnsi="Arial"/>
+          <w:rFonts w:ascii="Arial" w:hAnsi="Arial" w:cs="Arial"/>
           <w:b/>
           <w:i w:val="0"/>
+          <w:color w:val="000000"/>
           <w:sz w:val="22"/>
         </w:rPr>
         <w:t>4.3 Matlamat Berpusatkan Pasukan (Team-Centered Goals)</w:t>
@@ -1009,13 +1733,15 @@
     </w:p>
     <w:p>
       <w:pPr>
-        <w:spacing w:after="160"/>
+        <w:spacing w:after="120" w:line="276" w:lineRule="auto"/>
+        <w:jc w:val="left"/>
       </w:pPr>
       <w:r>
         <w:rPr>
-          <w:rFonts w:ascii="Arial" w:hAnsi="Arial"/>
+          <w:rFonts w:ascii="Arial" w:hAnsi="Arial" w:cs="Arial"/>
           <w:b w:val="0"/>
           <w:i w:val="0"/>
+          <w:color w:val="000000"/>
           <w:sz w:val="22"/>
         </w:rPr>
         <w:t>Apabila Editor hadir tepat masa untuk mesyuarat produksi, panggilan konferens dengan klien, atau pertukaran syif kerja, ini menunjukkan matlamat kerja berpusatkan pasukan dan mengukuhkan kemahiran pengurusan masa.</w:t>
@@ -1023,13 +1749,15 @@
     </w:p>
     <w:p>
       <w:pPr>
-        <w:spacing w:after="160"/>
+        <w:spacing w:after="120" w:line="276" w:lineRule="auto"/>
+        <w:jc w:val="left"/>
       </w:pPr>
       <w:r>
         <w:rPr>
-          <w:rFonts w:ascii="Arial" w:hAnsi="Arial"/>
+          <w:rFonts w:ascii="Arial" w:hAnsi="Arial" w:cs="Arial"/>
           <w:b/>
           <w:i w:val="0"/>
+          <w:color w:val="000000"/>
           <w:sz w:val="22"/>
         </w:rPr>
         <w:t>4.4 Kredibiliti</w:t>
@@ -1037,13 +1765,15 @@
     </w:p>
     <w:p>
       <w:pPr>
-        <w:spacing w:after="160"/>
+        <w:spacing w:after="120" w:line="276" w:lineRule="auto"/>
+        <w:jc w:val="left"/>
       </w:pPr>
       <w:r>
         <w:rPr>
-          <w:rFonts w:ascii="Arial" w:hAnsi="Arial"/>
+          <w:rFonts w:ascii="Arial" w:hAnsi="Arial" w:cs="Arial"/>
           <w:b w:val="0"/>
           <w:i w:val="0"/>
+          <w:color w:val="000000"/>
           <w:sz w:val="22"/>
         </w:rPr>
         <w:t>Ketepatan masa menunjukkan kesediaan Editor untuk bangun awal, merancang dan berusaha menyiapkan kerja tepat pada masanya — ini penting dalam industri kreatif yang kompetitif.</w:t>
@@ -1051,27 +1781,31 @@
     </w:p>
     <w:p>
       <w:pPr>
-        <w:spacing w:before="200"/>
+        <w:spacing w:before="120" w:after="120" w:line="276" w:lineRule="auto"/>
+        <w:jc w:val="left"/>
       </w:pPr>
       <w:r>
         <w:rPr>
-          <w:rFonts w:ascii="Arial" w:hAnsi="Arial"/>
+          <w:rFonts w:ascii="Arial" w:hAnsi="Arial" w:cs="Arial"/>
           <w:b/>
           <w:i w:val="0"/>
-          <w:sz w:val="24"/>
+          <w:color w:val="000000"/>
+          <w:sz w:val="22"/>
         </w:rPr>
         <w:t>5. Profesionalisme</w:t>
       </w:r>
     </w:p>
     <w:p>
       <w:pPr>
-        <w:spacing w:after="160"/>
+        <w:spacing w:after="120" w:line="276" w:lineRule="auto"/>
+        <w:jc w:val="left"/>
       </w:pPr>
       <w:r>
         <w:rPr>
-          <w:rFonts w:ascii="Arial" w:hAnsi="Arial"/>
+          <w:rFonts w:ascii="Arial" w:hAnsi="Arial" w:cs="Arial"/>
           <w:b w:val="0"/>
           <w:i w:val="0"/>
+          <w:color w:val="000000"/>
           <w:sz w:val="22"/>
         </w:rPr>
         <w:t>Ketepatan masa adalah tanda profesionalisme dan membantu Editor menonjol sebagai pekerja yang boleh dipercayai. Jika bahagian kerja seorang Editor lewat disiapkan, ia menghalang Colorist atau Sound Engineer daripada menyiapkan bahagian mereka. Dalam persekitaran kerja yang saling bergantung seperti studio produksi, semuanya perlu berjalan lancar seperti mesin yang diminyak dengan baik.</w:t>
@@ -1079,13 +1813,15 @@
     </w:p>
     <w:p>
       <w:pPr>
-        <w:spacing w:after="160"/>
+        <w:spacing w:after="120" w:line="276" w:lineRule="auto"/>
+        <w:jc w:val="left"/>
       </w:pPr>
       <w:r>
         <w:rPr>
-          <w:rFonts w:ascii="Arial" w:hAnsi="Arial"/>
+          <w:rFonts w:ascii="Arial" w:hAnsi="Arial" w:cs="Arial"/>
           <w:b/>
           <w:i w:val="0"/>
+          <w:color w:val="000000"/>
           <w:sz w:val="22"/>
         </w:rPr>
         <w:t>5.1 Lewat (Tardy)</w:t>
@@ -1093,13 +1829,15 @@
     </w:p>
     <w:p>
       <w:pPr>
-        <w:spacing w:after="160"/>
+        <w:spacing w:after="120" w:line="276" w:lineRule="auto"/>
+        <w:jc w:val="left"/>
       </w:pPr>
       <w:r>
         <w:rPr>
-          <w:rFonts w:ascii="Arial" w:hAnsi="Arial"/>
+          <w:rFonts w:ascii="Arial" w:hAnsi="Arial" w:cs="Arial"/>
           <w:b w:val="0"/>
           <w:i w:val="0"/>
+          <w:color w:val="000000"/>
           <w:sz w:val="22"/>
         </w:rPr>
         <w:t>Seorang pekerja dianggap lewat apabila:</w:t>
@@ -1107,13 +1845,15 @@
     </w:p>
     <w:p>
       <w:pPr>
-        <w:spacing w:after="160"/>
+        <w:spacing w:after="120" w:line="276" w:lineRule="auto"/>
+        <w:jc w:val="left"/>
       </w:pPr>
       <w:r>
         <w:rPr>
-          <w:rFonts w:ascii="Arial" w:hAnsi="Arial"/>
+          <w:rFonts w:ascii="Arial" w:hAnsi="Arial" w:cs="Arial"/>
           <w:b w:val="0"/>
           <w:i w:val="0"/>
+          <w:color w:val="000000"/>
           <w:sz w:val="22"/>
         </w:rPr>
         <w:t>i) Gagal hadir bekerja pada masa yang dijadualkan;</w:t>
@@ -1121,13 +1861,15 @@
     </w:p>
     <w:p>
       <w:pPr>
-        <w:spacing w:after="160"/>
+        <w:spacing w:after="120" w:line="276" w:lineRule="auto"/>
+        <w:jc w:val="left"/>
       </w:pPr>
       <w:r>
         <w:rPr>
-          <w:rFonts w:ascii="Arial" w:hAnsi="Arial"/>
+          <w:rFonts w:ascii="Arial" w:hAnsi="Arial" w:cs="Arial"/>
           <w:b w:val="0"/>
           <w:i w:val="0"/>
+          <w:color w:val="000000"/>
           <w:sz w:val="22"/>
         </w:rPr>
         <w:t>ii) Meninggalkan kerja sebelum tamat waktu kerja tanpa kelulusan penyelia;</w:t>
@@ -1135,13 +1877,15 @@
     </w:p>
     <w:p>
       <w:pPr>
-        <w:spacing w:after="160"/>
+        <w:spacing w:after="120" w:line="276" w:lineRule="auto"/>
+        <w:jc w:val="left"/>
       </w:pPr>
       <w:r>
         <w:rPr>
-          <w:rFonts w:ascii="Arial" w:hAnsi="Arial"/>
+          <w:rFonts w:ascii="Arial" w:hAnsi="Arial" w:cs="Arial"/>
           <w:b w:val="0"/>
           <w:i w:val="0"/>
+          <w:color w:val="000000"/>
           <w:sz w:val="22"/>
         </w:rPr>
         <w:t>iii) Mengambil waktu rehat/makan yang lebih panjang tanpa kelulusan;</w:t>
@@ -1149,13 +1893,15 @@
     </w:p>
     <w:p>
       <w:pPr>
-        <w:spacing w:after="160"/>
+        <w:spacing w:after="120" w:line="276" w:lineRule="auto"/>
+        <w:jc w:val="left"/>
       </w:pPr>
       <w:r>
         <w:rPr>
-          <w:rFonts w:ascii="Arial" w:hAnsi="Arial"/>
+          <w:rFonts w:ascii="Arial" w:hAnsi="Arial" w:cs="Arial"/>
           <w:b w:val="0"/>
           <w:i w:val="0"/>
+          <w:color w:val="000000"/>
           <w:sz w:val="22"/>
         </w:rPr>
         <w:t>iv) Tiba lewat daripada waktu mula yang dijadualkan — boleh digantikan untuk keseluruhan syif atas budi bicara penyelia.</w:t>
@@ -1163,13 +1909,15 @@
     </w:p>
     <w:p>
       <w:pPr>
-        <w:spacing w:after="160"/>
+        <w:spacing w:after="120" w:line="276" w:lineRule="auto"/>
+        <w:jc w:val="left"/>
       </w:pPr>
       <w:r>
         <w:rPr>
-          <w:rFonts w:ascii="Arial" w:hAnsi="Arial"/>
+          <w:rFonts w:ascii="Arial" w:hAnsi="Arial" w:cs="Arial"/>
           <w:b/>
           <w:i w:val="0"/>
+          <w:color w:val="000000"/>
           <w:sz w:val="22"/>
         </w:rPr>
         <w:t>5.2 Jam Waktu dan Kegagalan Mendaftar Masuk/Keluar</w:t>
@@ -1177,13 +1925,15 @@
     </w:p>
     <w:p>
       <w:pPr>
-        <w:spacing w:after="160"/>
+        <w:spacing w:after="120" w:line="276" w:lineRule="auto"/>
+        <w:jc w:val="left"/>
       </w:pPr>
       <w:r>
         <w:rPr>
-          <w:rFonts w:ascii="Arial" w:hAnsi="Arial"/>
+          <w:rFonts w:ascii="Arial" w:hAnsi="Arial" w:cs="Arial"/>
           <w:b w:val="0"/>
           <w:i w:val="0"/>
+          <w:color w:val="000000"/>
           <w:sz w:val="22"/>
         </w:rPr>
         <w:t>Pekerja perlu mengikut garis panduan yang ditetapkan untuk merekod waktu bekerja sebenar. Kegagalan mendaftar masuk/keluar pada mesin pencatat waktu (contohnya sistem Kronos) merupakan pelanggaran dasar syarikat.</w:t>
@@ -1191,13 +1941,15 @@
     </w:p>
     <w:p>
       <w:pPr>
-        <w:spacing w:after="160"/>
+        <w:spacing w:after="120" w:line="276" w:lineRule="auto"/>
+        <w:jc w:val="left"/>
       </w:pPr>
       <w:r>
         <w:rPr>
-          <w:rFonts w:ascii="Arial" w:hAnsi="Arial"/>
+          <w:rFonts w:ascii="Arial" w:hAnsi="Arial" w:cs="Arial"/>
           <w:b/>
           <w:i w:val="0"/>
+          <w:color w:val="000000"/>
           <w:sz w:val="22"/>
         </w:rPr>
         <w:t>5.3 Prosedur Pemberitahuan Jabatan</w:t>
@@ -1205,13 +1957,15 @@
     </w:p>
     <w:p>
       <w:pPr>
-        <w:spacing w:after="160"/>
+        <w:spacing w:after="120" w:line="276" w:lineRule="auto"/>
+        <w:jc w:val="left"/>
       </w:pPr>
       <w:r>
         <w:rPr>
-          <w:rFonts w:ascii="Arial" w:hAnsi="Arial"/>
+          <w:rFonts w:ascii="Arial" w:hAnsi="Arial" w:cs="Arial"/>
           <w:b w:val="0"/>
           <w:i w:val="0"/>
+          <w:color w:val="000000"/>
           <w:sz w:val="22"/>
         </w:rPr>
         <w:t>Pekerja perlu mengikut prosedur pemberitahuan jabatan jika lewat, tidak hadir, atau memohon cuti. Hukuman bagi kehadiran lewat lazimnya berbentuk potongan gaji mengikut garis panduan piawai majikan.</w:t>
@@ -1219,27 +1973,31 @@
     </w:p>
     <w:p>
       <w:pPr>
-        <w:spacing w:before="200"/>
+        <w:spacing w:before="120" w:after="120" w:line="276" w:lineRule="auto"/>
+        <w:jc w:val="left"/>
       </w:pPr>
       <w:r>
         <w:rPr>
-          <w:rFonts w:ascii="Arial" w:hAnsi="Arial"/>
+          <w:rFonts w:ascii="Arial" w:hAnsi="Arial" w:cs="Arial"/>
           <w:b/>
           <w:i w:val="0"/>
-          <w:sz w:val="24"/>
+          <w:color w:val="000000"/>
+          <w:sz w:val="22"/>
         </w:rPr>
         <w:t>6. Kejadian (Occurrences)</w:t>
       </w:r>
     </w:p>
     <w:p>
       <w:pPr>
-        <w:spacing w:after="160"/>
+        <w:spacing w:after="120" w:line="276" w:lineRule="auto"/>
+        <w:jc w:val="left"/>
       </w:pPr>
       <w:r>
         <w:rPr>
-          <w:rFonts w:ascii="Arial" w:hAnsi="Arial"/>
+          <w:rFonts w:ascii="Arial" w:hAnsi="Arial" w:cs="Arial"/>
           <w:b w:val="0"/>
           <w:i w:val="0"/>
+          <w:color w:val="000000"/>
           <w:sz w:val="22"/>
         </w:rPr>
         <w:t>Sebarang kejadian akan didokumenkan sebagai ketidakhadiran, kelewatan atau kegagalan mendaftar masuk/keluar. Ketidakhadiran merujuk kepada satu kegagalan hadir bekerja, manakala kejadian boleh merangkumi beberapa hari berturut-turut ketidakhadiran atas sebab yang sama. Jadual disiplin (Jadual 6.1) digunakan sebagai panduan menangani jumlah kejadian dalam tempoh 12 bulan berputar, dengan syarat sebab kejadian tidak melanggar peraturan yang berkuat kuasa.</w:t>
@@ -1247,27 +2005,31 @@
     </w:p>
     <w:p>
       <w:pPr>
-        <w:spacing w:before="200"/>
+        <w:spacing w:before="120" w:after="120" w:line="276" w:lineRule="auto"/>
+        <w:jc w:val="left"/>
       </w:pPr>
       <w:r>
         <w:rPr>
-          <w:rFonts w:ascii="Arial" w:hAnsi="Arial"/>
+          <w:rFonts w:ascii="Arial" w:hAnsi="Arial" w:cs="Arial"/>
           <w:b/>
           <w:i w:val="0"/>
-          <w:sz w:val="24"/>
+          <w:color w:val="000000"/>
+          <w:sz w:val="22"/>
         </w:rPr>
         <w:t>7. Rasa Kepunyaan (Sense Of Ownership)</w:t>
       </w:r>
     </w:p>
     <w:p>
       <w:pPr>
-        <w:spacing w:after="160"/>
+        <w:spacing w:after="120" w:line="276" w:lineRule="auto"/>
+        <w:jc w:val="left"/>
       </w:pPr>
       <w:r>
         <w:rPr>
-          <w:rFonts w:ascii="Arial" w:hAnsi="Arial"/>
+          <w:rFonts w:ascii="Arial" w:hAnsi="Arial" w:cs="Arial"/>
           <w:b w:val="0"/>
           <w:i w:val="0"/>
+          <w:color w:val="000000"/>
           <w:sz w:val="22"/>
         </w:rPr>
         <w:t>Dalam persekitaran korporat moden, tempoh perkhidmatan seseorang di sebuah syarikat semakin singkat, menjadikan penerapan rasa kepunyaan dalam kalangan pekerja semakin penting bagi mengekalkan bakat. Menerima kesilapan sebagai sebahagian pembelajaran adalah asas penting membina rasa kepunyaan.</w:t>
@@ -1275,13 +2037,15 @@
     </w:p>
     <w:p>
       <w:pPr>
-        <w:spacing w:after="160"/>
+        <w:spacing w:after="120" w:line="276" w:lineRule="auto"/>
+        <w:jc w:val="left"/>
       </w:pPr>
       <w:r>
         <w:rPr>
-          <w:rFonts w:ascii="Arial" w:hAnsi="Arial"/>
+          <w:rFonts w:ascii="Arial" w:hAnsi="Arial" w:cs="Arial"/>
           <w:b/>
           <w:i w:val="0"/>
+          <w:color w:val="000000"/>
           <w:sz w:val="22"/>
         </w:rPr>
         <w:t>7.1 Benarkan Pekerja Bersuara</w:t>
@@ -1289,31 +2053,35 @@
     </w:p>
     <w:p>
       <w:pPr>
-        <w:spacing w:after="160"/>
+        <w:spacing w:after="120" w:line="276" w:lineRule="auto"/>
+        <w:jc w:val="left"/>
       </w:pPr>
       <w:r>
         <w:rPr>
-          <w:rFonts w:ascii="Arial" w:hAnsi="Arial"/>
+          <w:rFonts w:ascii="Arial" w:hAnsi="Arial" w:cs="Arial"/>
           <w:b w:val="0"/>
           <w:i w:val="0"/>
+          <w:color w:val="000000"/>
           <w:sz w:val="22"/>
         </w:rPr>
         <w:t xml:space="preserve">Pekerja berasa sebahagian daripada sesuatu yang lebih besar apabila mereka boleh menyumbang idea. Contohnya, dalam sesi </w:t>
       </w:r>
       <w:r>
         <w:rPr>
-          <w:rFonts w:ascii="Arial" w:hAnsi="Arial"/>
+          <w:rFonts w:ascii="Arial" w:hAnsi="Arial" w:cs="Arial"/>
           <w:b w:val="0"/>
           <w:i/>
+          <w:color w:val="000000"/>
           <w:sz w:val="22"/>
         </w:rPr>
         <w:t>post-mortem</w:t>
       </w:r>
       <w:r>
         <w:rPr>
-          <w:rFonts w:ascii="Arial" w:hAnsi="Arial"/>
+          <w:rFonts w:ascii="Arial" w:hAnsi="Arial" w:cs="Arial"/>
           <w:b w:val="0"/>
           <w:i w:val="0"/>
+          <w:color w:val="000000"/>
           <w:sz w:val="22"/>
         </w:rPr>
         <w:t xml:space="preserve"> selepas tamat produksi, Editor dan Producer boleh berkongsi cadangan untuk memperbaiki aliran kerja studio.</w:t>
@@ -1321,13 +2089,15 @@
     </w:p>
     <w:p>
       <w:pPr>
-        <w:spacing w:after="160"/>
+        <w:spacing w:after="120" w:line="276" w:lineRule="auto"/>
+        <w:jc w:val="left"/>
       </w:pPr>
       <w:r>
         <w:rPr>
-          <w:rFonts w:ascii="Arial" w:hAnsi="Arial"/>
+          <w:rFonts w:ascii="Arial" w:hAnsi="Arial" w:cs="Arial"/>
           <w:b/>
           <w:i w:val="0"/>
+          <w:color w:val="000000"/>
           <w:sz w:val="22"/>
         </w:rPr>
         <w:t>7.2 Perjelas Hala Tuju</w:t>
@@ -1335,13 +2105,15 @@
     </w:p>
     <w:p>
       <w:pPr>
-        <w:spacing w:after="160"/>
+        <w:spacing w:after="120" w:line="276" w:lineRule="auto"/>
+        <w:jc w:val="left"/>
       </w:pPr>
       <w:r>
         <w:rPr>
-          <w:rFonts w:ascii="Arial" w:hAnsi="Arial"/>
+          <w:rFonts w:ascii="Arial" w:hAnsi="Arial" w:cs="Arial"/>
           <w:b w:val="0"/>
           <w:i w:val="0"/>
+          <w:color w:val="000000"/>
           <w:sz w:val="22"/>
         </w:rPr>
         <w:t>Tunjukkan "gambaran besar" organisasi kepada pekerja. Kongsi berita baik dan buruk secara telus — misalnya, Producer perlu berkongsi status kewangan projek dengan pasukan editing.</w:t>
@@ -1349,13 +2121,15 @@
     </w:p>
     <w:p>
       <w:pPr>
-        <w:spacing w:after="160"/>
+        <w:spacing w:after="120" w:line="276" w:lineRule="auto"/>
+        <w:jc w:val="left"/>
       </w:pPr>
       <w:r>
         <w:rPr>
-          <w:rFonts w:ascii="Arial" w:hAnsi="Arial"/>
+          <w:rFonts w:ascii="Arial" w:hAnsi="Arial" w:cs="Arial"/>
           <w:b/>
           <w:i w:val="0"/>
+          <w:color w:val="000000"/>
           <w:sz w:val="22"/>
         </w:rPr>
         <w:t>7.3 Gambarkan Faedah Melangkaui Wang</w:t>
@@ -1363,31 +2137,35 @@
     </w:p>
     <w:p>
       <w:pPr>
-        <w:spacing w:after="160"/>
+        <w:spacing w:after="120" w:line="276" w:lineRule="auto"/>
+        <w:jc w:val="left"/>
       </w:pPr>
       <w:r>
         <w:rPr>
-          <w:rFonts w:ascii="Arial" w:hAnsi="Arial"/>
+          <w:rFonts w:ascii="Arial" w:hAnsi="Arial" w:cs="Arial"/>
           <w:b w:val="0"/>
           <w:i w:val="0"/>
+          <w:color w:val="000000"/>
           <w:sz w:val="22"/>
         </w:rPr>
         <w:t xml:space="preserve">Pekerja perlu melihat faedah jangka panjang, bukan sekadar wang — contohnya peluang pembelajaran teknik editing baharu atau menghadiri bengkel </w:t>
       </w:r>
       <w:r>
         <w:rPr>
-          <w:rFonts w:ascii="Arial" w:hAnsi="Arial"/>
+          <w:rFonts w:ascii="Arial" w:hAnsi="Arial" w:cs="Arial"/>
           <w:b w:val="0"/>
           <w:i/>
+          <w:color w:val="000000"/>
           <w:sz w:val="22"/>
         </w:rPr>
         <w:t>color grading</w:t>
       </w:r>
       <w:r>
         <w:rPr>
-          <w:rFonts w:ascii="Arial" w:hAnsi="Arial"/>
+          <w:rFonts w:ascii="Arial" w:hAnsi="Arial" w:cs="Arial"/>
           <w:b w:val="0"/>
           <w:i w:val="0"/>
+          <w:color w:val="000000"/>
           <w:sz w:val="22"/>
         </w:rPr>
         <w:t>.</w:t>
@@ -1395,13 +2173,15 @@
     </w:p>
     <w:p>
       <w:pPr>
-        <w:spacing w:after="160"/>
+        <w:spacing w:after="120" w:line="276" w:lineRule="auto"/>
+        <w:jc w:val="left"/>
       </w:pPr>
       <w:r>
         <w:rPr>
-          <w:rFonts w:ascii="Arial" w:hAnsi="Arial"/>
+          <w:rFonts w:ascii="Arial" w:hAnsi="Arial" w:cs="Arial"/>
           <w:b/>
           <w:i w:val="0"/>
+          <w:color w:val="000000"/>
           <w:sz w:val="22"/>
         </w:rPr>
         <w:t>7.4 Tunjukkan Rasa Hormat</w:t>
@@ -1409,13 +2189,15 @@
     </w:p>
     <w:p>
       <w:pPr>
-        <w:spacing w:after="160"/>
+        <w:spacing w:after="120" w:line="276" w:lineRule="auto"/>
+        <w:jc w:val="left"/>
       </w:pPr>
       <w:r>
         <w:rPr>
-          <w:rFonts w:ascii="Arial" w:hAnsi="Arial"/>
+          <w:rFonts w:ascii="Arial" w:hAnsi="Arial" w:cs="Arial"/>
           <w:b w:val="0"/>
           <w:i w:val="0"/>
+          <w:color w:val="000000"/>
           <w:sz w:val="22"/>
         </w:rPr>
         <w:t>Tiada yang lebih memotivasikan seseorang selain dilayan dengan hormat dan adil. Ambil pemilikan terhadap kerja anda — buat yang terbaik yang mampu dilakukan.</w:t>
@@ -1423,27 +2205,31 @@
     </w:p>
     <w:p>
       <w:pPr>
-        <w:spacing w:before="200"/>
+        <w:spacing w:before="120" w:after="120" w:line="276" w:lineRule="auto"/>
+        <w:jc w:val="left"/>
       </w:pPr>
       <w:r>
         <w:rPr>
-          <w:rFonts w:ascii="Arial" w:hAnsi="Arial"/>
+          <w:rFonts w:ascii="Arial" w:hAnsi="Arial" w:cs="Arial"/>
           <w:b/>
           <w:i w:val="0"/>
-          <w:sz w:val="24"/>
+          <w:color w:val="000000"/>
+          <w:sz w:val="22"/>
         </w:rPr>
         <w:t>8. Penunjuk Kerja (Job Indicator)</w:t>
       </w:r>
     </w:p>
     <w:p>
       <w:pPr>
-        <w:spacing w:after="160"/>
+        <w:spacing w:after="120" w:line="276" w:lineRule="auto"/>
+        <w:jc w:val="left"/>
       </w:pPr>
       <w:r>
         <w:rPr>
-          <w:rFonts w:ascii="Arial" w:hAnsi="Arial"/>
+          <w:rFonts w:ascii="Arial" w:hAnsi="Arial" w:cs="Arial"/>
           <w:b/>
           <w:i w:val="0"/>
+          <w:color w:val="000000"/>
           <w:sz w:val="22"/>
         </w:rPr>
         <w:t>8.1 Kompetensi</w:t>
@@ -1451,67 +2237,75 @@
     </w:p>
     <w:p>
       <w:pPr>
-        <w:spacing w:after="160"/>
+        <w:spacing w:after="120" w:line="276" w:lineRule="auto"/>
+        <w:jc w:val="left"/>
       </w:pPr>
       <w:r>
         <w:rPr>
-          <w:rFonts w:ascii="Arial" w:hAnsi="Arial"/>
+          <w:rFonts w:ascii="Arial" w:hAnsi="Arial" w:cs="Arial"/>
           <w:b w:val="0"/>
           <w:i w:val="0"/>
+          <w:color w:val="000000"/>
           <w:sz w:val="22"/>
         </w:rPr>
         <w:t xml:space="preserve">Kompetensi ialah tingkah laku boleh diperhatikan yang merangkumi pengetahuan, kemahiran dan ciri peribadi yang membezakan tahap prestasi dalam persekitaran kerja. Ia menjadi asas penilaian prestasi pekerja oleh penyelia — contohnya, seorang Chief Editor menilai kompetensi </w:t>
       </w:r>
       <w:r>
         <w:rPr>
-          <w:rFonts w:ascii="Arial" w:hAnsi="Arial"/>
+          <w:rFonts w:ascii="Arial" w:hAnsi="Arial" w:cs="Arial"/>
           <w:b w:val="0"/>
           <w:i/>
+          <w:color w:val="000000"/>
           <w:sz w:val="22"/>
         </w:rPr>
         <w:t>Junior Editor</w:t>
       </w:r>
       <w:r>
         <w:rPr>
-          <w:rFonts w:ascii="Arial" w:hAnsi="Arial"/>
+          <w:rFonts w:ascii="Arial" w:hAnsi="Arial" w:cs="Arial"/>
           <w:b w:val="0"/>
           <w:i w:val="0"/>
+          <w:color w:val="000000"/>
           <w:sz w:val="22"/>
         </w:rPr>
         <w:t xml:space="preserve"> dari segi ketepatan </w:t>
       </w:r>
       <w:r>
         <w:rPr>
-          <w:rFonts w:ascii="Arial" w:hAnsi="Arial"/>
+          <w:rFonts w:ascii="Arial" w:hAnsi="Arial" w:cs="Arial"/>
           <w:b w:val="0"/>
           <w:i/>
+          <w:color w:val="000000"/>
           <w:sz w:val="22"/>
         </w:rPr>
         <w:t>color matching</w:t>
       </w:r>
       <w:r>
         <w:rPr>
-          <w:rFonts w:ascii="Arial" w:hAnsi="Arial"/>
+          <w:rFonts w:ascii="Arial" w:hAnsi="Arial" w:cs="Arial"/>
           <w:b w:val="0"/>
           <w:i w:val="0"/>
+          <w:color w:val="000000"/>
           <w:sz w:val="22"/>
         </w:rPr>
         <w:t xml:space="preserve"> dan kelajuan </w:t>
       </w:r>
       <w:r>
         <w:rPr>
-          <w:rFonts w:ascii="Arial" w:hAnsi="Arial"/>
+          <w:rFonts w:ascii="Arial" w:hAnsi="Arial" w:cs="Arial"/>
           <w:b w:val="0"/>
           <w:i/>
+          <w:color w:val="000000"/>
           <w:sz w:val="22"/>
         </w:rPr>
         <w:t>rendering</w:t>
       </w:r>
       <w:r>
         <w:rPr>
-          <w:rFonts w:ascii="Arial" w:hAnsi="Arial"/>
+          <w:rFonts w:ascii="Arial" w:hAnsi="Arial" w:cs="Arial"/>
           <w:b w:val="0"/>
           <w:i w:val="0"/>
+          <w:color w:val="000000"/>
           <w:sz w:val="22"/>
         </w:rPr>
         <w:t>.</w:t>
@@ -1519,13 +2313,15 @@
     </w:p>
     <w:p>
       <w:pPr>
-        <w:spacing w:after="160"/>
+        <w:spacing w:after="120" w:line="276" w:lineRule="auto"/>
+        <w:jc w:val="left"/>
       </w:pPr>
       <w:r>
         <w:rPr>
-          <w:rFonts w:ascii="Arial" w:hAnsi="Arial"/>
+          <w:rFonts w:ascii="Arial" w:hAnsi="Arial" w:cs="Arial"/>
           <w:b w:val="0"/>
           <w:i w:val="0"/>
+          <w:color w:val="000000"/>
           <w:sz w:val="22"/>
         </w:rPr>
         <w:t>Penyelia boleh menambah kompetensi tambahan yang unik kepada jabatan atau kerja tertentu; kompetensi tambahan adalah pilihan dan tidak boleh digugurkan.</w:t>
@@ -1533,13 +2329,15 @@
     </w:p>
     <w:p>
       <w:pPr>
-        <w:spacing w:after="160"/>
+        <w:spacing w:after="120" w:line="276" w:lineRule="auto"/>
+        <w:jc w:val="left"/>
       </w:pPr>
       <w:r>
         <w:rPr>
-          <w:rFonts w:ascii="Arial" w:hAnsi="Arial"/>
+          <w:rFonts w:ascii="Arial" w:hAnsi="Arial" w:cs="Arial"/>
           <w:b/>
           <w:i w:val="0"/>
+          <w:color w:val="000000"/>
           <w:sz w:val="22"/>
         </w:rPr>
         <w:t>8.2 Kelas Kompetensi</w:t>
@@ -1547,49 +2345,59 @@
     </w:p>
     <w:p>
       <w:pPr>
-        <w:spacing w:after="160"/>
+        <w:spacing w:after="120" w:line="276" w:lineRule="auto"/>
+        <w:jc w:val="left"/>
       </w:pPr>
       <w:r>
         <w:rPr>
-          <w:rFonts w:ascii="Arial" w:hAnsi="Arial"/>
+          <w:rFonts w:ascii="Arial" w:hAnsi="Arial" w:cs="Arial"/>
           <w:b w:val="0"/>
           <w:i w:val="0"/>
+          <w:color w:val="000000"/>
           <w:sz w:val="22"/>
         </w:rPr>
         <w:t>Terdapat kelas kompetensi mengikut hierarki pengurusan. Satu gred terpakai kepada semua jawatan kakitangan; satu lagi terhad kepada kakitangan pengurusan/penyeliaan atau yang memegang peranan kepimpinan, seperti Post-Production Supervisor di studio.</w:t>
       </w:r>
     </w:p>
     <w:p>
+      <w:pPr>
+        <w:spacing w:before="120" w:after="120" w:line="276" w:lineRule="auto"/>
+        <w:jc w:val="left"/>
+      </w:pPr>
       <w:r>
         <w:rPr>
-          <w:rFonts w:ascii="Arial" w:hAnsi="Arial"/>
+          <w:rFonts w:ascii="Arial" w:hAnsi="Arial" w:cs="Arial"/>
           <w:b/>
-          <w:sz w:val="24"/>
+          <w:color w:val="000000"/>
+          <w:sz w:val="22"/>
         </w:rPr>
         <w:t>SOALAN</w:t>
       </w:r>
       <w:r>
         <w:rPr>
-          <w:rFonts w:ascii="Arial" w:hAnsi="Arial"/>
+          <w:rFonts w:ascii="Arial" w:hAnsi="Arial" w:cs="Arial"/>
           <w:b/>
-          <w:sz w:val="24"/>
+          <w:color w:val="000000"/>
+          <w:sz w:val="22"/>
         </w:rPr>
         <w:t>/</w:t>
       </w:r>
       <w:r>
         <w:rPr>
-          <w:rFonts w:ascii="Arial" w:hAnsi="Arial"/>
+          <w:rFonts w:ascii="Arial" w:hAnsi="Arial" w:cs="Arial"/>
           <w:b/>
           <w:i/>
-          <w:sz w:val="24"/>
+          <w:color w:val="000000"/>
+          <w:sz w:val="22"/>
         </w:rPr>
         <w:t>QUESTION</w:t>
       </w:r>
       <w:r>
         <w:rPr>
-          <w:rFonts w:ascii="Arial" w:hAnsi="Arial"/>
+          <w:rFonts w:ascii="Arial" w:hAnsi="Arial" w:cs="Arial"/>
           <w:b/>
-          <w:sz w:val="24"/>
+          <w:color w:val="000000"/>
+          <w:sz w:val="22"/>
         </w:rPr>
         <w:t>:</w:t>
       </w:r>
@@ -1597,40 +2405,45 @@
     <w:p/>
     <w:p>
       <w:pPr>
-        <w:spacing w:after="160"/>
+        <w:spacing w:after="120" w:before="120" w:line="276" w:lineRule="auto"/>
+        <w:jc w:val="left"/>
       </w:pPr>
       <w:r>
         <w:rPr>
-          <w:rFonts w:ascii="Arial" w:hAnsi="Arial"/>
+          <w:rFonts w:ascii="Arial" w:hAnsi="Arial" w:cs="Arial"/>
           <w:b/>
           <w:i w:val="0"/>
+          <w:color w:val="000000"/>
           <w:sz w:val="22"/>
         </w:rPr>
         <w:t>1.</w:t>
       </w:r>
       <w:r>
         <w:rPr>
-          <w:rFonts w:ascii="Arial" w:hAnsi="Arial"/>
+          <w:rFonts w:ascii="Arial" w:hAnsi="Arial" w:cs="Arial"/>
           <w:b w:val="0"/>
           <w:i w:val="0"/>
+          <w:color w:val="000000"/>
           <w:sz w:val="22"/>
         </w:rPr>
         <w:t xml:space="preserve"> Senaraikan empat (4) dan terangkan jenis serta contoh rasa kepunyaan (</w:t>
       </w:r>
       <w:r>
         <w:rPr>
-          <w:rFonts w:ascii="Arial" w:hAnsi="Arial"/>
+          <w:rFonts w:ascii="Arial" w:hAnsi="Arial" w:cs="Arial"/>
           <w:b w:val="0"/>
           <w:i/>
+          <w:color w:val="000000"/>
           <w:sz w:val="22"/>
         </w:rPr>
         <w:t>sense of ownership</w:t>
       </w:r>
       <w:r>
         <w:rPr>
-          <w:rFonts w:ascii="Arial" w:hAnsi="Arial"/>
+          <w:rFonts w:ascii="Arial" w:hAnsi="Arial" w:cs="Arial"/>
           <w:b w:val="0"/>
           <w:i w:val="0"/>
+          <w:color w:val="000000"/>
           <w:sz w:val="22"/>
         </w:rPr>
         <w:t>) di tempat kerja studio penyuntingan video. (12 markah)</w:t>
@@ -1638,58 +2451,65 @@
     </w:p>
     <w:p>
       <w:pPr>
-        <w:spacing w:after="160"/>
+        <w:spacing w:after="120" w:line="276" w:lineRule="auto"/>
+        <w:jc w:val="left"/>
       </w:pPr>
       <w:r>
         <w:rPr>
-          <w:rFonts w:ascii="Arial" w:hAnsi="Arial"/>
+          <w:rFonts w:ascii="Arial" w:hAnsi="Arial" w:cs="Arial"/>
           <w:b w:val="0"/>
           <w:i/>
+          <w:color w:val="000000"/>
           <w:sz w:val="22"/>
         </w:rPr>
         <w:t>Jawapan model:</w:t>
       </w:r>
       <w:r>
         <w:rPr>
-          <w:rFonts w:ascii="Arial" w:hAnsi="Arial"/>
+          <w:rFonts w:ascii="Arial" w:hAnsi="Arial" w:cs="Arial"/>
           <w:b w:val="0"/>
           <w:i w:val="0"/>
+          <w:color w:val="000000"/>
           <w:sz w:val="22"/>
         </w:rPr>
         <w:t xml:space="preserve"> (i) Benarkan pekerja bersuara — Editor menyumbang idea semasa sesi </w:t>
       </w:r>
       <w:r>
         <w:rPr>
-          <w:rFonts w:ascii="Arial" w:hAnsi="Arial"/>
+          <w:rFonts w:ascii="Arial" w:hAnsi="Arial" w:cs="Arial"/>
           <w:b w:val="0"/>
           <w:i/>
+          <w:color w:val="000000"/>
           <w:sz w:val="22"/>
         </w:rPr>
         <w:t>post-mortem</w:t>
       </w:r>
       <w:r>
         <w:rPr>
-          <w:rFonts w:ascii="Arial" w:hAnsi="Arial"/>
+          <w:rFonts w:ascii="Arial" w:hAnsi="Arial" w:cs="Arial"/>
           <w:b w:val="0"/>
           <w:i w:val="0"/>
+          <w:color w:val="000000"/>
           <w:sz w:val="22"/>
         </w:rPr>
         <w:t xml:space="preserve"> projek; (ii) Perjelas hala tuju — Producer berkongsi status projek dengan pasukan editing secara telus; (iii) Gambarkan faedah melangkaui wang — peluang menghadiri bengkel </w:t>
       </w:r>
       <w:r>
         <w:rPr>
-          <w:rFonts w:ascii="Arial" w:hAnsi="Arial"/>
+          <w:rFonts w:ascii="Arial" w:hAnsi="Arial" w:cs="Arial"/>
           <w:b w:val="0"/>
           <w:i/>
+          <w:color w:val="000000"/>
           <w:sz w:val="22"/>
         </w:rPr>
         <w:t>color grading</w:t>
       </w:r>
       <w:r>
         <w:rPr>
-          <w:rFonts w:ascii="Arial" w:hAnsi="Arial"/>
+          <w:rFonts w:ascii="Arial" w:hAnsi="Arial" w:cs="Arial"/>
           <w:b w:val="0"/>
           <w:i w:val="0"/>
+          <w:color w:val="000000"/>
           <w:sz w:val="22"/>
         </w:rPr>
         <w:t>; (iv) Tunjukkan rasa hormat — melayan Assistant Editor dengan adil dan menghargai sumbangan mereka.</w:t>
@@ -1697,22 +2517,25 @@
     </w:p>
     <w:p>
       <w:pPr>
-        <w:spacing w:after="160"/>
+        <w:spacing w:after="120" w:before="120" w:line="276" w:lineRule="auto"/>
+        <w:jc w:val="left"/>
       </w:pPr>
       <w:r>
         <w:rPr>
-          <w:rFonts w:ascii="Arial" w:hAnsi="Arial"/>
+          <w:rFonts w:ascii="Arial" w:hAnsi="Arial" w:cs="Arial"/>
           <w:b/>
           <w:i w:val="0"/>
+          <w:color w:val="000000"/>
           <w:sz w:val="22"/>
         </w:rPr>
         <w:t>2.</w:t>
       </w:r>
       <w:r>
         <w:rPr>
-          <w:rFonts w:ascii="Arial" w:hAnsi="Arial"/>
+          <w:rFonts w:ascii="Arial" w:hAnsi="Arial" w:cs="Arial"/>
           <w:b w:val="0"/>
           <w:i w:val="0"/>
+          <w:color w:val="000000"/>
           <w:sz w:val="22"/>
         </w:rPr>
         <w:t xml:space="preserve"> Senaraikan empat (4) dan terangkan faedah ketepatan masa di tempat kerja. (12 markah)</w:t>
@@ -1720,40 +2543,45 @@
     </w:p>
     <w:p>
       <w:pPr>
-        <w:spacing w:after="160"/>
+        <w:spacing w:after="120" w:line="276" w:lineRule="auto"/>
+        <w:jc w:val="left"/>
       </w:pPr>
       <w:r>
         <w:rPr>
-          <w:rFonts w:ascii="Arial" w:hAnsi="Arial"/>
+          <w:rFonts w:ascii="Arial" w:hAnsi="Arial" w:cs="Arial"/>
           <w:b w:val="0"/>
           <w:i/>
+          <w:color w:val="000000"/>
           <w:sz w:val="22"/>
         </w:rPr>
         <w:t>Jawapan model:</w:t>
       </w:r>
       <w:r>
         <w:rPr>
-          <w:rFonts w:ascii="Arial" w:hAnsi="Arial"/>
+          <w:rFonts w:ascii="Arial" w:hAnsi="Arial" w:cs="Arial"/>
           <w:b w:val="0"/>
           <w:i w:val="0"/>
+          <w:color w:val="000000"/>
           <w:sz w:val="22"/>
         </w:rPr>
         <w:t xml:space="preserve"> (i) Hormat — tiba tepat masa untuk </w:t>
       </w:r>
       <w:r>
         <w:rPr>
-          <w:rFonts w:ascii="Arial" w:hAnsi="Arial"/>
+          <w:rFonts w:ascii="Arial" w:hAnsi="Arial" w:cs="Arial"/>
           <w:b w:val="0"/>
           <w:i/>
+          <w:color w:val="000000"/>
           <w:sz w:val="22"/>
         </w:rPr>
         <w:t>review</w:t>
       </w:r>
       <w:r>
         <w:rPr>
-          <w:rFonts w:ascii="Arial" w:hAnsi="Arial"/>
+          <w:rFonts w:ascii="Arial" w:hAnsi="Arial" w:cs="Arial"/>
           <w:b w:val="0"/>
           <w:i w:val="0"/>
+          <w:color w:val="000000"/>
           <w:sz w:val="22"/>
         </w:rPr>
         <w:t xml:space="preserve"> dengan Director menunjukkan penghormatan; (ii) Tarikh akhir — memenuhi tarikh siaran meyakinkan klien; (iii) Matlamat berpusatkan pasukan — hadir tepat masa untuk mesyuarat produksi; (iv) Kredibiliti — menunjukkan kesediaan bekerja dan merancang dengan baik.</w:t>
@@ -1761,22 +2589,25 @@
     </w:p>
     <w:p>
       <w:pPr>
-        <w:spacing w:after="160"/>
+        <w:spacing w:after="120" w:before="120" w:line="276" w:lineRule="auto"/>
+        <w:jc w:val="left"/>
       </w:pPr>
       <w:r>
         <w:rPr>
-          <w:rFonts w:ascii="Arial" w:hAnsi="Arial"/>
+          <w:rFonts w:ascii="Arial" w:hAnsi="Arial" w:cs="Arial"/>
           <w:b/>
           <w:i w:val="0"/>
+          <w:color w:val="000000"/>
           <w:sz w:val="22"/>
         </w:rPr>
         <w:t>3.</w:t>
       </w:r>
       <w:r>
         <w:rPr>
-          <w:rFonts w:ascii="Arial" w:hAnsi="Arial"/>
+          <w:rFonts w:ascii="Arial" w:hAnsi="Arial" w:cs="Arial"/>
           <w:b w:val="0"/>
           <w:i w:val="0"/>
+          <w:color w:val="000000"/>
           <w:sz w:val="22"/>
         </w:rPr>
         <w:t xml:space="preserve"> Nyatakan empat (4) faktor dan terangkan cara menunjukkan tanggungjawab. (12 markah)</w:t>
@@ -1784,76 +2615,85 @@
     </w:p>
     <w:p>
       <w:pPr>
-        <w:spacing w:after="160"/>
+        <w:spacing w:after="120" w:line="276" w:lineRule="auto"/>
+        <w:jc w:val="left"/>
       </w:pPr>
       <w:r>
         <w:rPr>
-          <w:rFonts w:ascii="Arial" w:hAnsi="Arial"/>
+          <w:rFonts w:ascii="Arial" w:hAnsi="Arial" w:cs="Arial"/>
           <w:b w:val="0"/>
           <w:i/>
+          <w:color w:val="000000"/>
           <w:sz w:val="22"/>
         </w:rPr>
         <w:t>Jawapan model:</w:t>
       </w:r>
       <w:r>
         <w:rPr>
-          <w:rFonts w:ascii="Arial" w:hAnsi="Arial"/>
+          <w:rFonts w:ascii="Arial" w:hAnsi="Arial" w:cs="Arial"/>
           <w:b w:val="0"/>
           <w:i w:val="0"/>
+          <w:color w:val="000000"/>
           <w:sz w:val="22"/>
         </w:rPr>
         <w:t xml:space="preserve"> (i) Kenal pasti rutin harian — senaraikan tugasan editing mengikut keutamaan; (ii) Rancang — susun jadual </w:t>
       </w:r>
       <w:r>
         <w:rPr>
-          <w:rFonts w:ascii="Arial" w:hAnsi="Arial"/>
+          <w:rFonts w:ascii="Arial" w:hAnsi="Arial" w:cs="Arial"/>
           <w:b w:val="0"/>
           <w:i/>
+          <w:color w:val="000000"/>
           <w:sz w:val="22"/>
         </w:rPr>
         <w:t>color grading</w:t>
       </w:r>
       <w:r>
         <w:rPr>
-          <w:rFonts w:ascii="Arial" w:hAnsi="Arial"/>
+          <w:rFonts w:ascii="Arial" w:hAnsi="Arial" w:cs="Arial"/>
           <w:b w:val="0"/>
           <w:i w:val="0"/>
+          <w:color w:val="000000"/>
           <w:sz w:val="22"/>
         </w:rPr>
         <w:t xml:space="preserve"> dan </w:t>
       </w:r>
       <w:r>
         <w:rPr>
-          <w:rFonts w:ascii="Arial" w:hAnsi="Arial"/>
+          <w:rFonts w:ascii="Arial" w:hAnsi="Arial" w:cs="Arial"/>
           <w:b w:val="0"/>
           <w:i/>
+          <w:color w:val="000000"/>
           <w:sz w:val="22"/>
         </w:rPr>
         <w:t>sound mixing</w:t>
       </w:r>
       <w:r>
         <w:rPr>
-          <w:rFonts w:ascii="Arial" w:hAnsi="Arial"/>
+          <w:rFonts w:ascii="Arial" w:hAnsi="Arial" w:cs="Arial"/>
           <w:b w:val="0"/>
           <w:i w:val="0"/>
+          <w:color w:val="000000"/>
           <w:sz w:val="22"/>
         </w:rPr>
         <w:t xml:space="preserve"> mengikut tarikh akhir; (iii) Gunakan sumber — cari penyelesaian alternatif apabila </w:t>
       </w:r>
       <w:r>
         <w:rPr>
-          <w:rFonts w:ascii="Arial" w:hAnsi="Arial"/>
+          <w:rFonts w:ascii="Arial" w:hAnsi="Arial" w:cs="Arial"/>
           <w:b w:val="0"/>
           <w:i/>
+          <w:color w:val="000000"/>
           <w:sz w:val="22"/>
         </w:rPr>
         <w:t>plugin</w:t>
       </w:r>
       <w:r>
         <w:rPr>
-          <w:rFonts w:ascii="Arial" w:hAnsi="Arial"/>
+          <w:rFonts w:ascii="Arial" w:hAnsi="Arial" w:cs="Arial"/>
           <w:b w:val="0"/>
           <w:i w:val="0"/>
+          <w:color w:val="000000"/>
           <w:sz w:val="22"/>
         </w:rPr>
         <w:t xml:space="preserve"> gagal; (iv) Bersikap jujur — tunaikan janji siap kerja kepada Director.</w:t>
@@ -1861,22 +2701,25 @@
     </w:p>
     <w:p>
       <w:pPr>
-        <w:spacing w:after="160"/>
+        <w:spacing w:after="120" w:before="120" w:line="276" w:lineRule="auto"/>
+        <w:jc w:val="left"/>
       </w:pPr>
       <w:r>
         <w:rPr>
-          <w:rFonts w:ascii="Arial" w:hAnsi="Arial"/>
+          <w:rFonts w:ascii="Arial" w:hAnsi="Arial" w:cs="Arial"/>
           <w:b/>
           <w:i w:val="0"/>
+          <w:color w:val="000000"/>
           <w:sz w:val="22"/>
         </w:rPr>
         <w:t>4.</w:t>
       </w:r>
       <w:r>
         <w:rPr>
-          <w:rFonts w:ascii="Arial" w:hAnsi="Arial"/>
+          <w:rFonts w:ascii="Arial" w:hAnsi="Arial" w:cs="Arial"/>
           <w:b w:val="0"/>
           <w:i w:val="0"/>
+          <w:color w:val="000000"/>
           <w:sz w:val="22"/>
         </w:rPr>
         <w:t xml:space="preserve"> Nyatakan empat (4) faktor yang menunjukkan etika kerja yang kukuh. (12 markah)</w:t>
@@ -1884,76 +2727,89 @@
     </w:p>
     <w:p>
       <w:pPr>
-        <w:spacing w:after="160"/>
+        <w:spacing w:after="120" w:line="276" w:lineRule="auto"/>
+        <w:jc w:val="left"/>
       </w:pPr>
       <w:r>
         <w:rPr>
-          <w:rFonts w:ascii="Arial" w:hAnsi="Arial"/>
+          <w:rFonts w:ascii="Arial" w:hAnsi="Arial" w:cs="Arial"/>
           <w:b w:val="0"/>
           <w:i/>
+          <w:color w:val="000000"/>
           <w:sz w:val="22"/>
         </w:rPr>
         <w:t>Jawapan model:</w:t>
       </w:r>
       <w:r>
         <w:rPr>
-          <w:rFonts w:ascii="Arial" w:hAnsi="Arial"/>
+          <w:rFonts w:ascii="Arial" w:hAnsi="Arial" w:cs="Arial"/>
           <w:b w:val="0"/>
           <w:i w:val="0"/>
+          <w:color w:val="000000"/>
           <w:sz w:val="22"/>
         </w:rPr>
         <w:t xml:space="preserve"> (i) Integriti — mematuhi NDA klien dan tidak menyalin footage untuk kegunaan peribadi; (ii) Sense of responsibility — hadir tepat masa dan menyiapkan tugasan dengan baik; (iii) Penekanan kepada kualiti — memastikan setiap </w:t>
       </w:r>
       <w:r>
         <w:rPr>
-          <w:rFonts w:ascii="Arial" w:hAnsi="Arial"/>
+          <w:rFonts w:ascii="Arial" w:hAnsi="Arial" w:cs="Arial"/>
           <w:b w:val="0"/>
           <w:i/>
+          <w:color w:val="000000"/>
           <w:sz w:val="22"/>
         </w:rPr>
         <w:t>cut</w:t>
       </w:r>
       <w:r>
         <w:rPr>
-          <w:rFonts w:ascii="Arial" w:hAnsi="Arial"/>
+          <w:rFonts w:ascii="Arial" w:hAnsi="Arial" w:cs="Arial"/>
           <w:b w:val="0"/>
           <w:i w:val="0"/>
+          <w:color w:val="000000"/>
           <w:sz w:val="22"/>
         </w:rPr>
         <w:t xml:space="preserve"> mencapai standard terbaik; (iv) Disiplin — komited menyiapkan tugasan mengikut jadual produksi.</w:t>
       </w:r>
     </w:p>
     <w:p>
+      <w:pPr>
+        <w:spacing w:before="120" w:after="120" w:line="276" w:lineRule="auto"/>
+        <w:jc w:val="left"/>
+      </w:pPr>
       <w:r>
         <w:rPr>
-          <w:rFonts w:ascii="Arial" w:hAnsi="Arial"/>
+          <w:rFonts w:ascii="Arial" w:hAnsi="Arial" w:cs="Arial"/>
           <w:b/>
-          <w:sz w:val="24"/>
+          <w:color w:val="000000"/>
+          <w:sz w:val="22"/>
         </w:rPr>
         <w:t>RUJUKAN</w:t>
       </w:r>
       <w:r>
         <w:rPr>
-          <w:rFonts w:ascii="Arial" w:hAnsi="Arial"/>
+          <w:rFonts w:ascii="Arial" w:hAnsi="Arial" w:cs="Arial"/>
           <w:b/>
-          <w:sz w:val="24"/>
+          <w:color w:val="000000"/>
+          <w:sz w:val="22"/>
         </w:rPr>
         <w:t>/</w:t>
       </w:r>
       <w:r>
         <w:rPr>
-          <w:rFonts w:ascii="Arial" w:hAnsi="Arial"/>
+          <w:rFonts w:ascii="Arial" w:hAnsi="Arial" w:cs="Arial"/>
           <w:b/>
           <w:i/>
-          <w:sz w:val="24"/>
+          <w:color w:val="000000"/>
+          <w:sz w:val="22"/>
         </w:rPr>
         <w:t>REFERENCES</w:t>
       </w:r>
       <w:r>
         <w:rPr>
-          <w:rFonts w:ascii="Arial" w:hAnsi="Arial"/>
+          <w:rFonts w:ascii="Arial" w:hAnsi="Arial" w:cs="Arial"/>
           <w:b/>
-          <w:sz w:val="24"/>
+          <w:color w:val="000000"/>
+          <w:sz w:val="22"/>
         </w:rPr>
         <w:t>:</w:t>
       </w:r>
@@ -1961,13 +2817,15 @@
     <w:p/>
     <w:p>
       <w:pPr>
-        <w:spacing w:after="160"/>
+        <w:spacing w:after="120" w:line="276" w:lineRule="auto"/>
+        <w:jc w:val="left"/>
       </w:pPr>
       <w:r>
         <w:rPr>
-          <w:rFonts w:ascii="Arial" w:hAnsi="Arial"/>
+          <w:rFonts w:ascii="Arial" w:hAnsi="Arial" w:cs="Arial"/>
           <w:b w:val="0"/>
           <w:i w:val="0"/>
+          <w:color w:val="000000"/>
           <w:sz w:val="22"/>
         </w:rPr>
         <w:t>1. http://smallbusiness.chron.com/types-workplace-responsibility-13598.html</w:t>
@@ -1975,13 +2833,15 @@
     </w:p>
     <w:p>
       <w:pPr>
-        <w:spacing w:after="160"/>
+        <w:spacing w:after="120" w:line="276" w:lineRule="auto"/>
+        <w:jc w:val="left"/>
       </w:pPr>
       <w:r>
         <w:rPr>
-          <w:rFonts w:ascii="Arial" w:hAnsi="Arial"/>
+          <w:rFonts w:ascii="Arial" w:hAnsi="Arial" w:cs="Arial"/>
           <w:b w:val="0"/>
           <w:i w:val="0"/>
+          <w:color w:val="000000"/>
           <w:sz w:val="22"/>
         </w:rPr>
         <w:t>2. https://www.shrm.org/publications/hrmagazine/editorialcontent/pages/0205tools.aspx</w:t>
@@ -1989,13 +2849,15 @@
     </w:p>
     <w:p>
       <w:pPr>
-        <w:spacing w:after="160"/>
+        <w:spacing w:after="120" w:line="276" w:lineRule="auto"/>
+        <w:jc w:val="left"/>
       </w:pPr>
       <w:r>
         <w:rPr>
-          <w:rFonts w:ascii="Arial" w:hAnsi="Arial"/>
+          <w:rFonts w:ascii="Arial" w:hAnsi="Arial" w:cs="Arial"/>
           <w:b w:val="0"/>
           <w:i w:val="0"/>
+          <w:color w:val="000000"/>
           <w:sz w:val="22"/>
         </w:rPr>
         <w:t>3. http://www.wcb.pe.ca/Workplace/RightsAndResponsibilities</w:t>
@@ -2003,13 +2865,15 @@
     </w:p>
     <w:p>
       <w:pPr>
-        <w:spacing w:after="160"/>
+        <w:spacing w:after="120" w:line="276" w:lineRule="auto"/>
+        <w:jc w:val="left"/>
       </w:pPr>
       <w:r>
         <w:rPr>
-          <w:rFonts w:ascii="Arial" w:hAnsi="Arial"/>
+          <w:rFonts w:ascii="Arial" w:hAnsi="Arial" w:cs="Arial"/>
           <w:b w:val="0"/>
           <w:i w:val="0"/>
+          <w:color w:val="000000"/>
           <w:sz w:val="22"/>
         </w:rPr>
         <w:t>4. http://smallbusiness.chron.com/types-workplace-responsibility-13598.html</w:t>
@@ -2017,13 +2881,15 @@
     </w:p>
     <w:p>
       <w:pPr>
-        <w:spacing w:after="160"/>
+        <w:spacing w:after="120" w:line="276" w:lineRule="auto"/>
+        <w:jc w:val="left"/>
       </w:pPr>
       <w:r>
         <w:rPr>
-          <w:rFonts w:ascii="Arial" w:hAnsi="Arial"/>
+          <w:rFonts w:ascii="Arial" w:hAnsi="Arial" w:cs="Arial"/>
           <w:b w:val="0"/>
           <w:i w:val="0"/>
+          <w:color w:val="000000"/>
           <w:sz w:val="22"/>
         </w:rPr>
         <w:t>5. http://www.npsc.ca/media/3855/5.0 Duties and Responsibilities of the Workplace Parties.pdf</w:t>
@@ -2031,13 +2897,15 @@
     </w:p>
     <w:p>
       <w:pPr>
-        <w:spacing w:after="160"/>
+        <w:spacing w:after="120" w:line="276" w:lineRule="auto"/>
+        <w:jc w:val="left"/>
       </w:pPr>
       <w:r>
         <w:rPr>
-          <w:rFonts w:ascii="Arial" w:hAnsi="Arial"/>
+          <w:rFonts w:ascii="Arial" w:hAnsi="Arial" w:cs="Arial"/>
           <w:b w:val="0"/>
           <w:i w:val="0"/>
+          <w:color w:val="000000"/>
           <w:sz w:val="22"/>
         </w:rPr>
         <w:t>6. https://www.jcu.edu.au/__data/assets/pdf_file/0005/119840/jcu_111859.pdf</w:t>
@@ -2045,13 +2913,15 @@
     </w:p>
     <w:p>
       <w:pPr>
-        <w:spacing w:after="160"/>
+        <w:spacing w:after="120" w:line="276" w:lineRule="auto"/>
+        <w:jc w:val="left"/>
       </w:pPr>
       <w:r>
         <w:rPr>
-          <w:rFonts w:ascii="Arial" w:hAnsi="Arial"/>
+          <w:rFonts w:ascii="Arial" w:hAnsi="Arial" w:cs="Arial"/>
           <w:b w:val="0"/>
           <w:i w:val="0"/>
+          <w:color w:val="000000"/>
           <w:sz w:val="22"/>
         </w:rPr>
         <w:t>7. http://www.ilo.org/wcmsp5/groups/public/@ed_emp/@emp_ent/@ifp_seed/20the%20Workplace%20Parties.pdf</w:t>
@@ -2124,614 +2994,8 @@
     <w:pPr>
       <w:pStyle w:val="Header"/>
     </w:pPr>
+    <w:r/>
   </w:p>
-  <w:tbl>
-    <w:tblPr>
-      <w:tblW w:type="auto" w:w="0"/>
-      <w:jc w:val="center"/>
-      <w:tblLook w:firstColumn="1" w:firstRow="1" w:lastColumn="0" w:lastRow="0" w:noHBand="0" w:noVBand="1" w:val="04A0"/>
-      <w:tblBorders>
-        <w:top w:val="single" w:sz="4" w:space="0" w:color="000000"/>
-        <w:left w:val="single" w:sz="4" w:space="0" w:color="000000"/>
-        <w:bottom w:val="single" w:sz="4" w:space="0" w:color="000000"/>
-        <w:right w:val="single" w:sz="4" w:space="0" w:color="000000"/>
-        <w:insideH w:val="single" w:sz="4" w:space="0" w:color="000000"/>
-        <w:insideV w:val="single" w:sz="4" w:space="0" w:color="000000"/>
-      </w:tblBorders>
-    </w:tblPr>
-    <w:tblGrid>
-      <w:gridCol w:w="3213"/>
-      <w:gridCol w:w="3213"/>
-      <w:gridCol w:w="3213"/>
-    </w:tblGrid>
-    <w:tr>
-      <w:tc>
-        <w:tcPr>
-          <w:tcW w:type="dxa" w:w="2551"/>
-          <w:vAlign w:val="center"/>
-          <w:tcMar>
-            <w:top w:w="40" w:type="dxa"/>
-            <w:bottom w:w="40" w:type="dxa"/>
-            <w:start w:w="80" w:type="dxa"/>
-            <w:end w:w="80" w:type="dxa"/>
-          </w:tcMar>
-        </w:tcPr>
-        <w:p>
-          <w:pPr>
-            <w:jc w:val="left"/>
-          </w:pPr>
-          <w:r>
-            <w:drawing>
-              <wp:inline xmlns:a="http://schemas.openxmlformats.org/drawingml/2006/main" xmlns:pic="http://schemas.openxmlformats.org/drawingml/2006/picture">
-                <wp:extent cx="885785" cy="1404000"/>
-                <wp:docPr id="1" name="Picture 1"/>
-                <wp:cNvGraphicFramePr>
-                  <a:graphicFrameLocks noChangeAspect="1"/>
-                </wp:cNvGraphicFramePr>
-                <a:graphic>
-                  <a:graphicData uri="http://schemas.openxmlformats.org/drawingml/2006/picture">
-                    <pic:pic>
-                      <pic:nvPicPr>
-                        <pic:cNvPr id="0" name="jpk-logo-official.png"/>
-                        <pic:cNvPicPr/>
-                      </pic:nvPicPr>
-                      <pic:blipFill>
-                        <a:blip r:embed="rId1"/>
-                        <a:stretch>
-                          <a:fillRect/>
-                        </a:stretch>
-                      </pic:blipFill>
-                      <pic:spPr>
-                        <a:xfrm>
-                          <a:off x="0" y="0"/>
-                          <a:ext cx="885785" cy="1404000"/>
-                        </a:xfrm>
-                        <a:prstGeom prst="rect"/>
-                      </pic:spPr>
-                    </pic:pic>
-                  </a:graphicData>
-                </a:graphic>
-              </wp:inline>
-            </w:drawing>
-          </w:r>
-        </w:p>
-      </w:tc>
-      <w:tc>
-        <w:tcPr>
-          <w:tcW w:type="dxa" w:w="2268"/>
-          <w:gridSpan w:val="2"/>
-          <w:tcMar>
-            <w:top w:w="40" w:type="dxa"/>
-            <w:bottom w:w="40" w:type="dxa"/>
-            <w:start w:w="80" w:type="dxa"/>
-            <w:end w:w="80" w:type="dxa"/>
-          </w:tcMar>
-          <w:tcMar>
-            <w:top w:w="40" w:type="dxa"/>
-            <w:bottom w:w="40" w:type="dxa"/>
-            <w:start w:w="80" w:type="dxa"/>
-            <w:end w:w="80" w:type="dxa"/>
-          </w:tcMar>
-        </w:tcPr>
-        <w:p>
-          <w:r/>
-          <w:r>
-            <w:rPr>
-              <w:rFonts w:ascii="Arial" w:hAnsi="Arial"/>
-              <w:b/>
-              <w:sz w:val="22"/>
-            </w:rPr>
-            <w:t>JABATAN PEMBANGUNAN KEMAHIRAN</w:t>
-          </w:r>
-        </w:p>
-        <w:p>
-          <w:r>
-            <w:rPr>
-              <w:rFonts w:ascii="Arial" w:hAnsi="Arial"/>
-              <w:b/>
-              <w:sz w:val="22"/>
-            </w:rPr>
-            <w:t>KEMENTERIAN SUMBER MANUSIA</w:t>
-          </w:r>
-        </w:p>
-        <w:p>
-          <w:r>
-            <w:rPr>
-              <w:rFonts w:ascii="Arial" w:hAnsi="Arial"/>
-              <w:b/>
-              <w:sz w:val="22"/>
-            </w:rPr>
-            <w:t>ARAS 7 &amp; 8 BLOK D4, KOMPLEK D</w:t>
-          </w:r>
-        </w:p>
-        <w:p>
-          <w:r>
-            <w:rPr>
-              <w:rFonts w:ascii="Arial" w:hAnsi="Arial"/>
-              <w:b/>
-              <w:sz w:val="22"/>
-            </w:rPr>
-            <w:t>PUSAT PENTADBIRAN KERAJAAN PERSEKUTUAN</w:t>
-          </w:r>
-        </w:p>
-        <w:p>
-          <w:r>
-            <w:rPr>
-              <w:rFonts w:ascii="Arial" w:hAnsi="Arial"/>
-              <w:b/>
-              <w:sz w:val="22"/>
-            </w:rPr>
-            <w:t>62530 PUTRAJAYA</w:t>
-          </w:r>
-        </w:p>
-        <w:p/>
-        <w:p>
-          <w:r>
-            <w:rPr>
-              <w:rFonts w:ascii="Arial" w:hAnsi="Arial"/>
-              <w:b/>
-              <w:sz w:val="40"/>
-            </w:rPr>
-            <w:t>KERTAS PENERANGAN</w:t>
-          </w:r>
-        </w:p>
-        <w:p>
-          <w:r>
-            <w:rPr>
-              <w:rFonts w:ascii="Arial" w:hAnsi="Arial"/>
-              <w:b/>
-              <w:sz w:val="24"/>
-            </w:rPr>
-            <w:t>(</w:t>
-          </w:r>
-          <w:r>
-            <w:rPr>
-              <w:rFonts w:ascii="Arial" w:hAnsi="Arial"/>
-              <w:b/>
-              <w:i/>
-              <w:sz w:val="24"/>
-            </w:rPr>
-            <w:t>INFORMATION SHEET</w:t>
-          </w:r>
-          <w:r>
-            <w:rPr>
-              <w:rFonts w:ascii="Arial" w:hAnsi="Arial"/>
-              <w:b/>
-              <w:sz w:val="24"/>
-            </w:rPr>
-            <w:t>)</w:t>
-          </w:r>
-        </w:p>
-      </w:tc>
-    </w:tr>
-    <w:tr>
-      <w:tc>
-        <w:tcPr>
-          <w:tcW w:type="dxa" w:w="2551"/>
-          <w:tcMar>
-            <w:top w:w="40" w:type="dxa"/>
-            <w:bottom w:w="40" w:type="dxa"/>
-            <w:start w:w="80" w:type="dxa"/>
-            <w:end w:w="80" w:type="dxa"/>
-          </w:tcMar>
-        </w:tcPr>
-        <w:p>
-          <w:r/>
-          <w:r>
-            <w:rPr>
-              <w:rFonts w:ascii="Arial" w:hAnsi="Arial"/>
-              <w:b/>
-              <w:sz w:val="22"/>
-            </w:rPr>
-            <w:t xml:space="preserve">KOD DAN NAMA PROGRAM / </w:t>
-          </w:r>
-          <w:r>
-            <w:rPr>
-              <w:rFonts w:ascii="Arial" w:hAnsi="Arial"/>
-              <w:b/>
-              <w:i/>
-              <w:sz w:val="22"/>
-            </w:rPr>
-            <w:t>PROGRAM'S CODE AND NAME</w:t>
-          </w:r>
-        </w:p>
-      </w:tc>
-      <w:tc>
-        <w:tcPr>
-          <w:tcW w:type="dxa" w:w="2268"/>
-          <w:gridSpan w:val="2"/>
-          <w:tcMar>
-            <w:top w:w="40" w:type="dxa"/>
-            <w:bottom w:w="40" w:type="dxa"/>
-            <w:start w:w="80" w:type="dxa"/>
-            <w:end w:w="80" w:type="dxa"/>
-          </w:tcMar>
-          <w:tcMar>
-            <w:top w:w="40" w:type="dxa"/>
-            <w:bottom w:w="40" w:type="dxa"/>
-            <w:start w:w="80" w:type="dxa"/>
-            <w:end w:w="80" w:type="dxa"/>
-          </w:tcMar>
-        </w:tcPr>
-        <w:p>
-          <w:r/>
-          <w:r>
-            <w:rPr>
-              <w:rFonts w:ascii="Arial" w:hAnsi="Arial"/>
-              <w:b/>
-              <w:i w:val="0"/>
-              <w:sz w:val="22"/>
-            </w:rPr>
-            <w:t>Z-009-2:2015 CORE ABILITIES (untuk program IT-072-3:2012 VIDEO / FILM (EDITING))</w:t>
-          </w:r>
-        </w:p>
-      </w:tc>
-    </w:tr>
-    <w:tr>
-      <w:tc>
-        <w:tcPr>
-          <w:tcW w:type="dxa" w:w="2551"/>
-          <w:tcMar>
-            <w:top w:w="40" w:type="dxa"/>
-            <w:bottom w:w="40" w:type="dxa"/>
-            <w:start w:w="80" w:type="dxa"/>
-            <w:end w:w="80" w:type="dxa"/>
-          </w:tcMar>
-        </w:tcPr>
-        <w:p>
-          <w:r/>
-          <w:r>
-            <w:rPr>
-              <w:rFonts w:ascii="Arial" w:hAnsi="Arial"/>
-              <w:b/>
-              <w:sz w:val="22"/>
-            </w:rPr>
-            <w:t xml:space="preserve">TAHAP / </w:t>
-          </w:r>
-          <w:r>
-            <w:rPr>
-              <w:rFonts w:ascii="Arial" w:hAnsi="Arial"/>
-              <w:b/>
-              <w:i/>
-              <w:sz w:val="22"/>
-            </w:rPr>
-            <w:t>LEVEL</w:t>
-          </w:r>
-        </w:p>
-      </w:tc>
-      <w:tc>
-        <w:tcPr>
-          <w:tcW w:type="dxa" w:w="2268"/>
-          <w:gridSpan w:val="2"/>
-          <w:tcMar>
-            <w:top w:w="40" w:type="dxa"/>
-            <w:bottom w:w="40" w:type="dxa"/>
-            <w:start w:w="80" w:type="dxa"/>
-            <w:end w:w="80" w:type="dxa"/>
-          </w:tcMar>
-          <w:tcMar>
-            <w:top w:w="40" w:type="dxa"/>
-            <w:bottom w:w="40" w:type="dxa"/>
-            <w:start w:w="80" w:type="dxa"/>
-            <w:end w:w="80" w:type="dxa"/>
-          </w:tcMar>
-        </w:tcPr>
-        <w:p>
-          <w:r/>
-          <w:r>
-            <w:rPr>
-              <w:rFonts w:ascii="Arial" w:hAnsi="Arial"/>
-              <w:b/>
-              <w:i w:val="0"/>
-              <w:sz w:val="22"/>
-            </w:rPr>
-            <w:t>2</w:t>
-          </w:r>
-        </w:p>
-      </w:tc>
-    </w:tr>
-    <w:tr>
-      <w:tc>
-        <w:tcPr>
-          <w:tcW w:type="dxa" w:w="2551"/>
-          <w:tcMar>
-            <w:top w:w="40" w:type="dxa"/>
-            <w:bottom w:w="40" w:type="dxa"/>
-            <w:start w:w="80" w:type="dxa"/>
-            <w:end w:w="80" w:type="dxa"/>
-          </w:tcMar>
-        </w:tcPr>
-        <w:p>
-          <w:r/>
-          <w:r>
-            <w:rPr>
-              <w:rFonts w:ascii="Arial" w:hAnsi="Arial"/>
-              <w:b/>
-              <w:sz w:val="22"/>
-            </w:rPr>
-            <w:t xml:space="preserve">NO. DAN TAJUK KEBOLEHAN TERAS / </w:t>
-          </w:r>
-          <w:r>
-            <w:rPr>
-              <w:rFonts w:ascii="Arial" w:hAnsi="Arial"/>
-              <w:b/>
-              <w:i/>
-              <w:sz w:val="22"/>
-            </w:rPr>
-            <w:t>CORE ABILITY NO. AND TITLE</w:t>
-          </w:r>
-        </w:p>
-      </w:tc>
-      <w:tc>
-        <w:tcPr>
-          <w:tcW w:type="dxa" w:w="2268"/>
-          <w:gridSpan w:val="2"/>
-          <w:tcMar>
-            <w:top w:w="40" w:type="dxa"/>
-            <w:bottom w:w="40" w:type="dxa"/>
-            <w:start w:w="80" w:type="dxa"/>
-            <w:end w:w="80" w:type="dxa"/>
-          </w:tcMar>
-          <w:tcMar>
-            <w:top w:w="40" w:type="dxa"/>
-            <w:bottom w:w="40" w:type="dxa"/>
-            <w:start w:w="80" w:type="dxa"/>
-            <w:end w:w="80" w:type="dxa"/>
-          </w:tcMar>
-        </w:tcPr>
-        <w:p>
-          <w:r/>
-          <w:r>
-            <w:rPr>
-              <w:rFonts w:ascii="Arial" w:hAnsi="Arial"/>
-              <w:b/>
-              <w:i w:val="0"/>
-              <w:sz w:val="22"/>
-            </w:rPr>
-            <w:t>CA02 INTERPERSONAL BEHAVIOUR</w:t>
-          </w:r>
-        </w:p>
-      </w:tc>
-    </w:tr>
-    <w:tr>
-      <w:tc>
-        <w:tcPr>
-          <w:tcW w:type="dxa" w:w="2551"/>
-          <w:tcMar>
-            <w:top w:w="40" w:type="dxa"/>
-            <w:bottom w:w="40" w:type="dxa"/>
-            <w:start w:w="80" w:type="dxa"/>
-            <w:end w:w="80" w:type="dxa"/>
-          </w:tcMar>
-        </w:tcPr>
-        <w:p>
-          <w:r/>
-          <w:r>
-            <w:rPr>
-              <w:rFonts w:ascii="Arial" w:hAnsi="Arial"/>
-              <w:b/>
-              <w:sz w:val="22"/>
-            </w:rPr>
-            <w:t xml:space="preserve">NO. DAN PENYATAAN KEBOLEHAN / </w:t>
-          </w:r>
-          <w:r>
-            <w:rPr>
-              <w:rFonts w:ascii="Arial" w:hAnsi="Arial"/>
-              <w:b/>
-              <w:i/>
-              <w:sz w:val="22"/>
-            </w:rPr>
-            <w:t>ABILITY NO. AND STATEMENT</w:t>
-          </w:r>
-        </w:p>
-      </w:tc>
-      <w:tc>
-        <w:tcPr>
-          <w:tcW w:type="dxa" w:w="2268"/>
-          <w:gridSpan w:val="2"/>
-          <w:tcMar>
-            <w:top w:w="40" w:type="dxa"/>
-            <w:bottom w:w="40" w:type="dxa"/>
-            <w:start w:w="80" w:type="dxa"/>
-            <w:end w:w="80" w:type="dxa"/>
-          </w:tcMar>
-          <w:tcMar>
-            <w:top w:w="40" w:type="dxa"/>
-            <w:bottom w:w="40" w:type="dxa"/>
-            <w:start w:w="80" w:type="dxa"/>
-            <w:end w:w="80" w:type="dxa"/>
-          </w:tcMar>
-        </w:tcPr>
-        <w:p>
-          <w:r/>
-          <w:r>
-            <w:rPr>
-              <w:rFonts w:ascii="Arial" w:hAnsi="Arial"/>
-              <w:b/>
-              <w:i w:val="0"/>
-              <w:sz w:val="22"/>
-            </w:rPr>
-            <w:t>02.01 DEMONSTRATE RESPONSIBILITY AT WORKPLACE</w:t>
-          </w:r>
-        </w:p>
-      </w:tc>
-    </w:tr>
-    <w:tr>
-      <w:tc>
-        <w:tcPr>
-          <w:tcW w:type="dxa" w:w="2551"/>
-          <w:tcMar>
-            <w:top w:w="40" w:type="dxa"/>
-            <w:bottom w:w="40" w:type="dxa"/>
-            <w:start w:w="80" w:type="dxa"/>
-            <w:end w:w="80" w:type="dxa"/>
-          </w:tcMar>
-        </w:tcPr>
-        <w:p>
-          <w:r/>
-          <w:r>
-            <w:rPr>
-              <w:rFonts w:ascii="Arial" w:hAnsi="Arial"/>
-              <w:b/>
-              <w:sz w:val="22"/>
-            </w:rPr>
-            <w:t xml:space="preserve">NO. KOD / </w:t>
-          </w:r>
-          <w:r>
-            <w:rPr>
-              <w:rFonts w:ascii="Arial" w:hAnsi="Arial"/>
-              <w:b/>
-              <w:i/>
-              <w:sz w:val="22"/>
-            </w:rPr>
-            <w:t>CODE NO.</w:t>
-          </w:r>
-        </w:p>
-      </w:tc>
-      <w:tc>
-        <w:tcPr>
-          <w:tcW w:type="dxa" w:w="4819"/>
-          <w:tcMar>
-            <w:top w:w="40" w:type="dxa"/>
-            <w:bottom w:w="40" w:type="dxa"/>
-            <w:start w:w="80" w:type="dxa"/>
-            <w:end w:w="80" w:type="dxa"/>
-          </w:tcMar>
-        </w:tcPr>
-        <w:p>
-          <w:r/>
-          <w:r>
-            <w:rPr>
-              <w:rFonts w:ascii="Arial" w:hAnsi="Arial"/>
-              <w:b/>
-              <w:i w:val="0"/>
-              <w:sz w:val="22"/>
-            </w:rPr>
-            <w:t>Z-009-2:2015-M02/P(1/4)</w:t>
-          </w:r>
-        </w:p>
-      </w:tc>
-      <w:tc>
-        <w:tcPr>
-          <w:tcW w:type="dxa" w:w="2268"/>
-          <w:tcMar>
-            <w:top w:w="40" w:type="dxa"/>
-            <w:bottom w:w="40" w:type="dxa"/>
-            <w:start w:w="80" w:type="dxa"/>
-            <w:end w:w="80" w:type="dxa"/>
-          </w:tcMar>
-        </w:tcPr>
-        <w:p>
-          <w:r/>
-          <w:r>
-            <w:rPr>
-              <w:rFonts w:ascii="Arial" w:hAnsi="Arial"/>
-              <w:b/>
-              <w:sz w:val="22"/>
-            </w:rPr>
-            <w:t xml:space="preserve">Mukasurat / </w:t>
-          </w:r>
-          <w:r>
-            <w:rPr>
-              <w:rFonts w:ascii="Arial" w:hAnsi="Arial"/>
-              <w:b/>
-              <w:i/>
-              <w:sz w:val="22"/>
-            </w:rPr>
-            <w:t>Page</w:t>
-          </w:r>
-          <w:r>
-            <w:rPr>
-              <w:rFonts w:ascii="Arial" w:hAnsi="Arial"/>
-              <w:b/>
-              <w:sz w:val="22"/>
-            </w:rPr>
-            <w:t xml:space="preserve"> : </w:t>
-          </w:r>
-          <w:r>
-            <w:rPr>
-              <w:rFonts w:ascii="Arial" w:hAnsi="Arial"/>
-              <w:b/>
-              <w:sz w:val="22"/>
-            </w:rPr>
-            <w:fldChar w:fldCharType="begin"/>
-            <w:instrText xml:space="preserve">PAGE</w:instrText>
-            <w:fldChar w:fldCharType="separate"/>
-            <w:t>1</w:t>
-            <w:fldChar w:fldCharType="end"/>
-          </w:r>
-        </w:p>
-        <w:p>
-          <w:r>
-            <w:rPr>
-              <w:rFonts w:ascii="Arial" w:hAnsi="Arial"/>
-              <w:b/>
-              <w:sz w:val="22"/>
-            </w:rPr>
-            <w:t xml:space="preserve">Drpd / </w:t>
-          </w:r>
-          <w:r>
-            <w:rPr>
-              <w:rFonts w:ascii="Arial" w:hAnsi="Arial"/>
-              <w:b/>
-              <w:i/>
-              <w:sz w:val="22"/>
-            </w:rPr>
-            <w:t>of</w:t>
-          </w:r>
-          <w:r>
-            <w:rPr>
-              <w:rFonts w:ascii="Arial" w:hAnsi="Arial"/>
-              <w:b/>
-              <w:sz w:val="22"/>
-            </w:rPr>
-            <w:t xml:space="preserve"> : </w:t>
-          </w:r>
-          <w:r>
-            <w:rPr>
-              <w:rFonts w:ascii="Arial" w:hAnsi="Arial"/>
-              <w:b/>
-              <w:sz w:val="22"/>
-            </w:rPr>
-            <w:fldChar w:fldCharType="begin"/>
-            <w:instrText xml:space="preserve">NUMPAGES</w:instrText>
-            <w:fldChar w:fldCharType="separate"/>
-            <w:t>1</w:t>
-            <w:fldChar w:fldCharType="end"/>
-          </w:r>
-        </w:p>
-      </w:tc>
-    </w:tr>
-    <w:tr>
-      <w:tc>
-        <w:tcPr>
-          <w:tcW w:type="dxa" w:w="2268"/>
-          <w:gridSpan w:val="3"/>
-          <w:tcMar>
-            <w:top w:w="40" w:type="dxa"/>
-            <w:bottom w:w="40" w:type="dxa"/>
-            <w:start w:w="80" w:type="dxa"/>
-            <w:end w:w="80" w:type="dxa"/>
-          </w:tcMar>
-          <w:tcMar>
-            <w:top w:w="40" w:type="dxa"/>
-            <w:bottom w:w="40" w:type="dxa"/>
-            <w:start w:w="80" w:type="dxa"/>
-            <w:end w:w="80" w:type="dxa"/>
-          </w:tcMar>
-          <w:tcMar>
-            <w:top w:w="40" w:type="dxa"/>
-            <w:bottom w:w="40" w:type="dxa"/>
-            <w:start w:w="80" w:type="dxa"/>
-            <w:end w:w="80" w:type="dxa"/>
-          </w:tcMar>
-        </w:tcPr>
-        <w:p>
-          <w:r/>
-        </w:p>
-      </w:tc>
-    </w:tr>
-  </w:tbl>
 </w:hdr>
 </file>
 
